--- a/reports/WeeklyReport_Week8_2026-05-01.docx
+++ b/reports/WeeklyReport_Week8_2026-05-01.docx
@@ -238,7 +238,7 @@
                 <w:sz w:val="20"/>
                 <w:szCs w:val="20"/>
               </w:rPr>
-              <w:t xml:space="preserve">Week 8: SI-faithful 10-walker production + ML cartridge V1 contract</w:t>
+              <w:t xml:space="preserve">Week 8: Path realignment unblocks Initial pilot, 10-walker production launched, MetaD-to-GenSLM staged plan drafted</w:t>
             </w:r>
           </w:p>
         </w:tc>
@@ -460,7 +460,7 @@
           <w:sz w:val="22"/>
           <w:szCs w:val="22"/>
         </w:rPr>
-        <w:t xml:space="preserve">Phase 2: Apply to GenSLM-designed enzymes (V1 ship target 2026-07-18)</w:t>
+        <w:t xml:space="preserve">Phase 2: Apply MetaDynamics output to score / fine-tune GenSLM</w:t>
       </w:r>
     </w:p>
     <w:p>
@@ -513,43 +513,61 @@
           <w:sz w:val="22"/>
           <w:szCs w:val="22"/>
         </w:rPr>
-        <w:t xml:space="preserve">This week the central focus was getting the 10-walker MetaDynamics production stage to actually run under the published protocol. The first launch (v1) was cancelled because all 10 walkers used the same starting frame and stayed trapped at the open conformation. The second launch (v2) crashed within 12 minutes with LINCS bond-stress on three atoms.</w:t>
-      </w:r>
-    </w:p>
-    <w:p>
-      <w:pPr>
-        <w:spacing w:after="120"/>
-      </w:pPr>
-      <w:r>
-        <w:rPr>
-          <w:rFonts w:ascii="Arial" w:cs="Arial" w:eastAsia="Arial" w:hAnsi="Arial"/>
-          <w:b w:val="false"/>
-          <w:bCs w:val="false"/>
-          <w:i w:val="false"/>
-          <w:iCs w:val="false"/>
-          <w:color w:val="000000"/>
-          <w:sz w:val="22"/>
-          <w:szCs w:val="22"/>
-        </w:rPr>
-        <w:t xml:space="preserve">I diagnosed both root causes and built a v3 design that adds an energy minimization plus 100 ps NVT pre-equilibration before the MetaDynamics phase. The smoke test passed on all 10 walkers and the production array (SLURM 45784112) is running now.</w:t>
-      </w:r>
-    </w:p>
-    <w:p>
-      <w:pPr>
-        <w:spacing w:after="120"/>
-      </w:pPr>
-      <w:r>
-        <w:rPr>
-          <w:rFonts w:ascii="Arial" w:cs="Arial" w:eastAsia="Arial" w:hAnsi="Arial"/>
-          <w:b w:val="false"/>
-          <w:bCs w:val="false"/>
-          <w:i w:val="false"/>
-          <w:iCs w:val="false"/>
-          <w:color w:val="000000"/>
-          <w:sz w:val="22"/>
-          <w:szCs w:val="22"/>
-        </w:rPr>
-        <w:t xml:space="preserve">The main unresolved question is whether the production run will reach the convergence gate by the May 1 group meeting. The honest answer is no: with a 24-hour wall budget I expect roughly 20 ns per walker by meeting time, well short of the 45 ns per walker that the SI convergence diagnostic needs. I will ship a PROVISIONAL early-stage figure with the convergence_grade flag set accordingly, and ask the lab whether to extend wall time or accept the PROVISIONAL ship.</w:t>
+        <w:t xml:space="preserve">The flagship result this week is that the Initial pilot finally ran correctly under the author-supplied parameters (HEIGHT=0.3 kcal/mol fallback contract, BIASFACTOR=15) for 24 ns and reached max_s=14.05 along the open-to-closed path coordinate. Before this week, the same pilot was stuck at s less than 1.9 over 17 ns despite identical engine settings.</w:t>
+      </w:r>
+    </w:p>
+    <w:p>
+      <w:pPr>
+        <w:spacing w:after="120"/>
+      </w:pPr>
+      <w:r>
+        <w:rPr>
+          <w:rFonts w:ascii="Arial" w:cs="Arial" w:eastAsia="Arial" w:hAnsi="Arial"/>
+          <w:b w:val="false"/>
+          <w:bCs w:val="false"/>
+          <w:i w:val="false"/>
+          <w:iCs w:val="false"/>
+          <w:color w:val="000000"/>
+          <w:sz w:val="22"/>
+          <w:szCs w:val="22"/>
+        </w:rPr>
+        <w:t xml:space="preserve">The unblock came from rebuilding the reference path with a proper sequence alignment between the two source structures. The published protocol uses two different species in the same path: 1WDW (P. furiosus TrpB) is the only available high-resolution open-state crystal, and 3CEP (S. typhimurium TrpB) is the only available high-resolution closed-state crystal — there is no single-species crystal pair that covers both endpoints, so the path is necessarily inter-species. The two β-subunits are not the same length: 3CEP carries five extra N-terminal residues (a vestigial signal-peptide region of the bacterial enzyme that the archaeal enzyme does not have). My original path-builder paired residues by raw residue number, so 1WDW residue 97 was paired with 3CEP residue 97 instead of 3CEP residue 102. Across the 112 selected COMM-domain Cα positions this matched non-homologous residues; sequence identity dropped to 6.2 percent and the open-to-closed RMSD inflated to 10.89 Å. The Branduardi formula λ = 2.3 / mean adjacent MSD then collapsed λ to 3.80 inverse Å, about 21 times below what the SI implies. After a Needleman-Wunsch realignment recovered the uniform +5 residue-number offset, sequence identity climbed to 59.0 percent, RMSD fell to 2.115 Å, and λ settled at 100.79 inverse Å on the realigned path. The pilot then unlocked, and the canonical Initial pilot 24 ns FES (Figure 2) is now in hand.</w:t>
+      </w:r>
+    </w:p>
+    <w:p>
+      <w:pPr>
+        <w:spacing w:after="120"/>
+      </w:pPr>
+      <w:r>
+        <w:rPr>
+          <w:rFonts w:ascii="Arial" w:cs="Arial" w:eastAsia="Arial" w:hAnsi="Arial"/>
+          <w:b w:val="false"/>
+          <w:bCs w:val="false"/>
+          <w:i w:val="false"/>
+          <w:iCs w:val="false"/>
+          <w:color w:val="000000"/>
+          <w:sz w:val="22"/>
+          <w:szCs w:val="22"/>
+        </w:rPr>
+        <w:t xml:space="preserve">Building on the unblocked Initial pilot, I picked 10 starting frames spread across the realigned path coordinate by reading the Initial pilot COLVAR and selecting frames that minimized off-path deviation inside ten target s-windows. I launched the 10-walker production array under Miguel's primary contract (HEIGHT=0.15, BIASFACTOR=10, shared HILLS) as SLURM 45784112; the smoke test passed all 10 walkers, and the array has been running for around five hours. I have observed some LINCS warnings appearing mid-run on a subset of walkers and will spend next week debugging that signature.</w:t>
+      </w:r>
+    </w:p>
+    <w:p>
+      <w:pPr>
+        <w:spacing w:after="120"/>
+      </w:pPr>
+      <w:r>
+        <w:rPr>
+          <w:rFonts w:ascii="Arial" w:cs="Arial" w:eastAsia="Arial" w:hAnsi="Arial"/>
+          <w:b w:val="false"/>
+          <w:bCs w:val="false"/>
+          <w:i w:val="false"/>
+          <w:iCs w:val="false"/>
+          <w:color w:val="000000"/>
+          <w:sz w:val="22"/>
+          <w:szCs w:val="22"/>
+        </w:rPr>
+        <w:t xml:space="preserve">The other major block of work was drafting the MetaDynamics-to-GenSLM outer layer in Section 2.4. I plan to walk Prof. Anandkumar through the staged plan, the activity-proxy decision, and the transition-state data integration question in a short feasibility meeting next week before committing to Stage 1 implementation.</w:t>
       </w:r>
     </w:p>
     <w:p>
@@ -1667,7 +1685,7 @@
                 <w:sz w:val="20"/>
                 <w:szCs w:val="20"/>
               </w:rPr>
-              <w:t xml:space="preserve">Designed 4-tier ML conversion framework (L0 to L3) and wrote schemas</w:t>
+              <w:t xml:space="preserve">Drafted a staged MetaDynamics-to-GenSLM adjustment plan indexed by labeled-pair count (small N: ranking head over GenSLM embeddings; medium N: activation steering on the residual stream; large N: PiSSA adapter with DoRA / LoRA+ ablations or GRPO RL); see Section 2.4</w:t>
             </w:r>
           </w:p>
         </w:tc>
@@ -1709,7 +1727,7 @@
                 <w:sz w:val="20"/>
                 <w:szCs w:val="20"/>
               </w:rPr>
-              <w:t xml:space="preserve">Done</w:t>
+              <w:t xml:space="preserve">Draft</w:t>
             </w:r>
           </w:p>
         </w:tc>
@@ -1753,7 +1771,7 @@
                 <w:sz w:val="20"/>
                 <w:szCs w:val="20"/>
               </w:rPr>
-              <w:t xml:space="preserve">Conducted 8 rounds of cross-audit on ML schemas plus 1 independent second-pass</w:t>
+              <w:t xml:space="preserve">Ran 8 rounds of cross-audit plus 1 independent second-pass on the outer-layer design (Codex peer review and a separate sub-agent reviewer)</w:t>
             </w:r>
           </w:p>
         </w:tc>
@@ -1925,7 +1943,7 @@
                 <w:sz w:val="20"/>
                 <w:szCs w:val="20"/>
               </w:rPr>
-              <w:t xml:space="preserve">Rendered the latest Initial pilot FES at 24 ns with proper RMSD axis units</w:t>
+              <w:t xml:space="preserve">Rendered two figures for the report: latest Initial pilot 24 ns FES with proper RMSD axis units, and the before-vs-after path realignment trajectory</w:t>
             </w:r>
           </w:p>
         </w:tc>
@@ -2009,25 +2027,25 @@
           <w:sz w:val="24"/>
           <w:szCs w:val="24"/>
         </w:rPr>
-        <w:t xml:space="preserve">1. FP-034 path realignment was the campaign's largest single-point delta</w:t>
-      </w:r>
-    </w:p>
-    <w:p>
-      <w:pPr>
-        <w:spacing w:after="120"/>
-      </w:pPr>
-      <w:r>
-        <w:rPr>
-          <w:rFonts w:ascii="Arial" w:cs="Arial" w:eastAsia="Arial" w:hAnsi="Arial"/>
-          <w:b w:val="false"/>
-          <w:bCs w:val="false"/>
-          <w:i w:val="false"/>
-          <w:iCs w:val="false"/>
-          <w:color w:val="000000"/>
-          <w:sz w:val="22"/>
-          <w:szCs w:val="22"/>
-        </w:rPr>
-        <w:t xml:space="preserve">The published path coordinate uses 15 frames between an open structure (1WDW chain B, P. furiosus TrpB) and a closed structure (3CEP chain B, S. typhimurium TrpB). My original path-builder paired residues by raw residue number, so 1WDW residue 97 was paired with 3CEP residue 97.</w:t>
+        <w:t xml:space="preserve">1. The reference path needed re-aligning before the Initial pilot would explore</w:t>
+      </w:r>
+    </w:p>
+    <w:p>
+      <w:pPr>
+        <w:spacing w:after="120"/>
+      </w:pPr>
+      <w:r>
+        <w:rPr>
+          <w:rFonts w:ascii="Arial" w:cs="Arial" w:eastAsia="Arial" w:hAnsi="Arial"/>
+          <w:b w:val="false"/>
+          <w:bCs w:val="false"/>
+          <w:i w:val="false"/>
+          <w:iCs w:val="false"/>
+          <w:color w:val="000000"/>
+          <w:sz w:val="22"/>
+          <w:szCs w:val="22"/>
+        </w:rPr>
+        <w:t xml:space="preserve">The published path coordinate uses 15 frames between an open structure (1WDW chain B, P. furiosus TrpB) and a closed structure (3CEP chain B, S. typhimurium TrpB). The reason the path is necessarily inter-species is that 1WDW is the only available high-resolution open-state TrpB crystal in the PDB and 3CEP is the only available high-resolution closed-state TrpB crystal; no single species has crystals of both endpoints. My original path-builder paired residues by raw residue number, so 1WDW residue 97 was paired with 3CEP residue 97.</w:t>
       </w:r>
     </w:p>
     <w:p>
@@ -2384,26 +2402,855 @@
           <w:sz w:val="22"/>
           <w:szCs w:val="22"/>
         </w:rPr>
-        <w:t xml:space="preserve">The design constraint that frames everything else. By the time I am ready to plug this back into the GenSLM-25M sequence generator (Lambert et al. 2026), I will have on the order of 30 to 50 labeled (sequence, MetaDynamics-output) pairs, not thousands. That sample size rules out approaches that fine-tune the generator's weights directly. The plan I want to commit to is: leave GenSLM unchanged, treat the 30 to 50 labeled pairs as a preference direction that steers the generator's output at generation time, and grow the labeled set through an active-learning loop that adds new pairs after each round of MetaDynamics. Published precedents for small-N steering on protein language models came out in the last 12 months (Yang et al., NeurIPS 2025; Stark et al. 2024); I plan to walk through the choice between candidate methods at the feasibility meeting next week.</w:t>
-      </w:r>
-    </w:p>
-    <w:p>
-      <w:pPr>
-        <w:spacing w:after="120"/>
-      </w:pPr>
-      <w:r>
-        <w:rPr>
-          <w:rFonts w:ascii="Arial" w:cs="Arial" w:eastAsia="Arial" w:hAnsi="Arial"/>
-          <w:b w:val="false"/>
-          <w:bCs w:val="false"/>
-          <w:i w:val="false"/>
-          <w:iCs w:val="false"/>
-          <w:color w:val="000000"/>
-          <w:sz w:val="22"/>
-          <w:szCs w:val="22"/>
-        </w:rPr>
-        <w:t xml:space="preserve">What is NOT being claimed. The reward weights have not yet been calibrated against measured TrpB k_cat values; that calibration is a near-term task once production gives me one or two converged free energy surfaces. The small-N steering approach has not been benchmarked on GenSLM specifically. The simplest baseline (just rerank GenSLM's outputs by a generic protein-language-model likelihood) must be measured first; the more elaborate approach earns its compute budget only if it beats that baseline. Phase 2 also depends on the activity-proxy decision (MMPBSA rank, literature k_cat, or hand-binned classes) called out in the open questions section.</w:t>
-      </w:r>
+        <w:t xml:space="preserve">The staged adjustment plan, indexed by data volume. GenSLM-25M is built and maintained by another lab member; my contribution is the rule for how the MetaDynamics-derived reward attaches to it. I want to propose a staged plan whose stage is decided by the size of the labeled (sequence, MetaDynamics-output) pair set, not by method preference. Every stage is conditional, in the sense that we only run a method whose statistical defensibility matches the available data budget.</w:t>
+      </w:r>
+    </w:p>
+    <w:p>
+      <w:pPr>
+        <w:spacing w:after="120"/>
+      </w:pPr>
+      <w:r>
+        <w:rPr>
+          <w:rFonts w:ascii="Arial" w:cs="Arial" w:eastAsia="Arial" w:hAnsi="Arial"/>
+          <w:b w:val="false"/>
+          <w:bCs w:val="false"/>
+          <w:i w:val="false"/>
+          <w:iCs w:val="false"/>
+          <w:color w:val="000000"/>
+          <w:sz w:val="22"/>
+          <w:szCs w:val="22"/>
+        </w:rPr>
+        <w:t xml:space="preserve">Stage 1, small N on the order of 30 to 50 pairs (where I am now). Keep GenSLM weights and activations frozen. Sample N candidate sequences from GenSLM, score each one with a ranking head (ridge regression or a Gaussian-process surrogate) trained on the labeled set in GenSLM's own embedding space, and ship the top-K to wet lab. The closest small-N protein-LM TrpB benchmark in the literature is SGPO (Yang et al., NeurIPS 2025; arXiv:2505.15093), which uses classifier-guided posterior sampling on a discrete-diffusion protein language model rather than a regression head over an autoregressive model. GenSLM is autoregressive, so my Stage 1 is the classical Bayesian-optimization-over-PLM-embeddings analogue of SGPO; the same small-N feasibility argument applies. No reinforcement learning, no weight updates.</w:t>
+      </w:r>
+    </w:p>
+    <w:p>
+      <w:pPr>
+        <w:spacing w:after="120"/>
+      </w:pPr>
+      <w:r>
+        <w:rPr>
+          <w:rFonts w:ascii="Arial" w:cs="Arial" w:eastAsia="Arial" w:hAnsi="Arial"/>
+          <w:b w:val="false"/>
+          <w:bCs w:val="false"/>
+          <w:i w:val="false"/>
+          <w:iCs w:val="false"/>
+          <w:color w:val="000000"/>
+          <w:sz w:val="22"/>
+          <w:szCs w:val="22"/>
+        </w:rPr>
+        <w:t xml:space="preserve">Stage 2, medium N on the order of 500 pairs (after one or two active-learning rounds). Switch from re-ranking-only to steering at generation time. Train a contrastive direction in GenSLM's hidden-state space (Turner et al. 2023 activation engineering; Zou et al. 2023 representation engineering), then add it to the residual stream during sampling so the generator probabilistically prefers high-reward sequences. GenSLM weights still stay frozen; the only learned object is one direction vector per layer (on the order of d_model floats per layer). The robustness property I want at this stage is that the steering can be turned off at inference time by zeroing the direction, recovering the original GenSLM.</w:t>
+      </w:r>
+    </w:p>
+    <w:p>
+      <w:pPr>
+        <w:spacing w:after="120"/>
+      </w:pPr>
+      <w:r>
+        <w:rPr>
+          <w:rFonts w:ascii="Arial" w:cs="Arial" w:eastAsia="Arial" w:hAnsi="Arial"/>
+          <w:b w:val="false"/>
+          <w:bCs w:val="false"/>
+          <w:i w:val="false"/>
+          <w:iCs w:val="false"/>
+          <w:color w:val="000000"/>
+          <w:sz w:val="22"/>
+          <w:szCs w:val="22"/>
+        </w:rPr>
+        <w:t xml:space="preserve">Stage 3, large N on the order of 5000 pairs and beyond (late stage). Weight-level adjustment becomes statistically defensible. After consulting Codex on the LoRA-family alternatives, my preferred Stage 3 adapter is PiSSA (Meng, Wang and Zhang, 2024; arXiv:2404.02948), which initializes the low-rank update matrices from the SVD of the pretrained weights so the adapter trains the principal directions rather than random or zero ones; this is attractive for noisy low-N scalar rewards like a MetaDynamics-derived FES summary. DoRA (Liu et al., ICML 2024 Oral; arXiv:2402.09353; decouples adapter magnitude and direction) is a strong second choice. LoRA+ (Hayou, Ghosh and Yu, 2024; arXiv:2402.12354; better learning-rate / scaling rule) is the safe baseline alongside the original LoRA (Hu et al. 2021; arXiv:2106.09685). There is no head-to-head adapter benchmark on enzyme variant ranking yet, so I would run PiSSA, DoRA and LoRA+ as a small adapter ablation at the start of Stage 3.</w:t>
+      </w:r>
+    </w:p>
+    <w:p>
+      <w:pPr>
+        <w:spacing w:after="120"/>
+      </w:pPr>
+      <w:r>
+        <w:rPr>
+          <w:rFonts w:ascii="Arial" w:cs="Arial" w:eastAsia="Arial" w:hAnsi="Arial"/>
+          <w:b w:val="false"/>
+          <w:bCs w:val="false"/>
+          <w:i w:val="false"/>
+          <w:iCs w:val="false"/>
+          <w:color w:val="000000"/>
+          <w:sz w:val="22"/>
+          <w:szCs w:val="22"/>
+        </w:rPr>
+        <w:t xml:space="preserve">Beyond parameter-efficient adapters, full reinforcement learning with continuous reward (GRPO, as in Stocco et al. 2024 ProtRL; arXiv:2412.12979) is the upper-end option once a few thousand labeled pairs exist. ReFT (Wu et al. 2024; arXiv:2404.03592) is a conceptually attractive alternative because it intervenes on representations rather than weights, which composes naturally with my Stage 2 steering, but it is less standard for protein language models. Each stage's labeled-pair budget is conservatively about 10 times the previous; I will not move from one stage to the next until the data budget supports it.</w:t>
+      </w:r>
+    </w:p>
+    <w:p>
+      <w:pPr>
+        <w:spacing w:after="120"/>
+      </w:pPr>
+      <w:r>
+        <w:rPr>
+          <w:rFonts w:ascii="Arial" w:cs="Arial" w:eastAsia="Arial" w:hAnsi="Arial"/>
+          <w:b w:val="false"/>
+          <w:bCs w:val="false"/>
+          <w:i w:val="false"/>
+          <w:iCs w:val="false"/>
+          <w:color w:val="000000"/>
+          <w:sz w:val="22"/>
+          <w:szCs w:val="22"/>
+        </w:rPr>
+        <w:t xml:space="preserve">On 'eLoRA' specifically. PM asked about this candidate. Codex disambiguation: there is an ELoRA: Equivariant Low-Rank Adaptation for equivariant graph neural networks (Wang et al., ICML 2025; targeted at SO(3)-equivariant interatomic potentials, not autoregressive protein LMs); there is ElaLoRA: Elastic Low-Rank Adaptation (arXiv:2504.00254, 2025; rank pruning and expansion); and some secondary sources call Kopiczko et al.'s VeRA (arXiv:2310.11454, 2023) 'ELoRA' because of the random shared matrices. None of these is the right shape for my Stage 3 problem; I will not list 'eLoRA' as a candidate without a specific arXiv pointer.</w:t>
+      </w:r>
+    </w:p>
+    <w:p>
+      <w:pPr>
+        <w:spacing w:after="120"/>
+      </w:pPr>
+      <w:r>
+        <w:rPr>
+          <w:rFonts w:ascii="Arial" w:cs="Arial" w:eastAsia="Arial" w:hAnsi="Arial"/>
+          <w:b w:val="false"/>
+          <w:bCs w:val="false"/>
+          <w:i w:val="false"/>
+          <w:iCs w:val="false"/>
+          <w:color w:val="000000"/>
+          <w:sz w:val="22"/>
+          <w:szCs w:val="22"/>
+        </w:rPr>
+        <w:t xml:space="preserve">What is NOT being claimed. The reward weights have not yet been calibrated against measured TrpB k_cat values; that calibration is a near-term task once production gives me one or two converged free energy surfaces. Stage 2 and Stage 3 have not been benchmarked on GenSLM specifically. The simplest baseline (just rerank GenSLM's outputs by a generic protein-language-model likelihood) must be measured first; every more elaborate stage earns its compute budget only if it beats that baseline. Phase 2 also depends on the activity-proxy decision (MMPBSA rank, literature k_cat, or hand-binned classes) called out in the open questions section.</w:t>
+      </w:r>
+    </w:p>
+    <w:p>
+      <w:pPr>
+        <w:spacing w:after="120"/>
+      </w:pPr>
+      <w:r>
+        <w:rPr>
+          <w:rFonts w:ascii="Arial" w:cs="Arial" w:eastAsia="Arial" w:hAnsi="Arial"/>
+          <w:b w:val="false"/>
+          <w:bCs w:val="false"/>
+          <w:i w:val="false"/>
+          <w:iCs w:val="false"/>
+          <w:color w:val="000000"/>
+          <w:sz w:val="22"/>
+          <w:szCs w:val="22"/>
+        </w:rPr>
+        <w:t xml:space="preserve">How my plan compares to other recent work in this area:</w:t>
+      </w:r>
+    </w:p>
+    <w:tbl>
+      <w:tblPr>
+        <w:tblW w:type="pct" w:w="100%"/>
+        <w:tblBorders>
+          <w:top w:val="single" w:color="auto" w:sz="4"/>
+          <w:left w:val="single" w:color="auto" w:sz="4"/>
+          <w:bottom w:val="single" w:color="auto" w:sz="4"/>
+          <w:right w:val="single" w:color="auto" w:sz="4"/>
+          <w:insideH w:val="single" w:color="auto" w:sz="4"/>
+          <w:insideV w:val="single" w:color="auto" w:sz="4"/>
+        </w:tblBorders>
+        <w:tblLayout w:type="autofit"/>
+      </w:tblPr>
+      <w:tblGrid>
+        <w:gridCol w:w="100"/>
+        <w:gridCol w:w="100"/>
+        <w:gridCol w:w="100"/>
+        <w:gridCol w:w="100"/>
+      </w:tblGrid>
+      <w:tr>
+        <w:tc>
+          <w:tcPr>
+            <w:tcBorders>
+              <w:top w:val="single" w:color="000000" w:sz="1"/>
+              <w:left w:val="single" w:color="000000" w:sz="1"/>
+              <w:bottom w:val="single" w:color="000000" w:sz="1"/>
+              <w:right w:val="single" w:color="000000" w:sz="1"/>
+            </w:tcBorders>
+          </w:tcPr>
+          <w:p>
+            <w:r>
+              <w:rPr>
+                <w:rFonts w:ascii="Arial" w:cs="Arial" w:eastAsia="Arial" w:hAnsi="Arial"/>
+                <w:b/>
+                <w:bCs/>
+                <w:color w:val="000000"/>
+                <w:sz w:val="20"/>
+                <w:szCs w:val="20"/>
+              </w:rPr>
+              <w:t xml:space="preserve">Work</w:t>
+            </w:r>
+          </w:p>
+        </w:tc>
+        <w:tc>
+          <w:tcPr>
+            <w:tcBorders>
+              <w:top w:val="single" w:color="000000" w:sz="1"/>
+              <w:left w:val="single" w:color="000000" w:sz="1"/>
+              <w:bottom w:val="single" w:color="000000" w:sz="1"/>
+              <w:right w:val="single" w:color="000000" w:sz="1"/>
+            </w:tcBorders>
+          </w:tcPr>
+          <w:p>
+            <w:r>
+              <w:rPr>
+                <w:rFonts w:ascii="Arial" w:cs="Arial" w:eastAsia="Arial" w:hAnsi="Arial"/>
+                <w:b/>
+                <w:bCs/>
+                <w:color w:val="000000"/>
+                <w:sz w:val="20"/>
+                <w:szCs w:val="20"/>
+              </w:rPr>
+              <w:t xml:space="preserve">Method</w:t>
+            </w:r>
+          </w:p>
+        </w:tc>
+        <w:tc>
+          <w:tcPr>
+            <w:tcBorders>
+              <w:top w:val="single" w:color="000000" w:sz="1"/>
+              <w:left w:val="single" w:color="000000" w:sz="1"/>
+              <w:bottom w:val="single" w:color="000000" w:sz="1"/>
+              <w:right w:val="single" w:color="000000" w:sz="1"/>
+            </w:tcBorders>
+          </w:tcPr>
+          <w:p>
+            <w:r>
+              <w:rPr>
+                <w:rFonts w:ascii="Arial" w:cs="Arial" w:eastAsia="Arial" w:hAnsi="Arial"/>
+                <w:b/>
+                <w:bCs/>
+                <w:color w:val="000000"/>
+                <w:sz w:val="20"/>
+                <w:szCs w:val="20"/>
+              </w:rPr>
+              <w:t xml:space="preserve">Stage in my plan</w:t>
+            </w:r>
+          </w:p>
+        </w:tc>
+        <w:tc>
+          <w:tcPr>
+            <w:tcBorders>
+              <w:top w:val="single" w:color="000000" w:sz="1"/>
+              <w:left w:val="single" w:color="000000" w:sz="1"/>
+              <w:bottom w:val="single" w:color="000000" w:sz="1"/>
+              <w:right w:val="single" w:color="000000" w:sz="1"/>
+            </w:tcBorders>
+          </w:tcPr>
+          <w:p>
+            <w:r>
+              <w:rPr>
+                <w:rFonts w:ascii="Arial" w:cs="Arial" w:eastAsia="Arial" w:hAnsi="Arial"/>
+                <w:b/>
+                <w:bCs/>
+                <w:color w:val="000000"/>
+                <w:sz w:val="20"/>
+                <w:szCs w:val="20"/>
+              </w:rPr>
+              <w:t xml:space="preserve">Relation</w:t>
+            </w:r>
+          </w:p>
+        </w:tc>
+      </w:tr>
+      <w:tr>
+        <w:tc>
+          <w:tcPr>
+            <w:tcBorders>
+              <w:top w:val="single" w:color="000000" w:sz="1"/>
+              <w:left w:val="single" w:color="000000" w:sz="1"/>
+              <w:bottom w:val="single" w:color="000000" w:sz="1"/>
+              <w:right w:val="single" w:color="000000" w:sz="1"/>
+            </w:tcBorders>
+          </w:tcPr>
+          <w:p>
+            <w:r>
+              <w:rPr>
+                <w:rFonts w:ascii="Arial" w:cs="Arial" w:eastAsia="Arial" w:hAnsi="Arial"/>
+                <w:color w:val="000000"/>
+                <w:sz w:val="20"/>
+                <w:szCs w:val="20"/>
+              </w:rPr>
+              <w:t xml:space="preserve">Yang et al. NeurIPS 2025 (SGPO; arXiv:2505.15093)</w:t>
+            </w:r>
+          </w:p>
+        </w:tc>
+        <w:tc>
+          <w:tcPr>
+            <w:tcBorders>
+              <w:top w:val="single" w:color="000000" w:sz="1"/>
+              <w:left w:val="single" w:color="000000" w:sz="1"/>
+              <w:bottom w:val="single" w:color="000000" w:sz="1"/>
+              <w:right w:val="single" w:color="000000" w:sz="1"/>
+            </w:tcBorders>
+          </w:tcPr>
+          <w:p>
+            <w:r>
+              <w:rPr>
+                <w:rFonts w:ascii="Arial" w:cs="Arial" w:eastAsia="Arial" w:hAnsi="Arial"/>
+                <w:color w:val="000000"/>
+                <w:sz w:val="20"/>
+                <w:szCs w:val="20"/>
+              </w:rPr>
+              <w:t xml:space="preserve">Classifier-guided posterior sampling on a discrete-diffusion protein LM, benchmarked on TrpB at small N</w:t>
+            </w:r>
+          </w:p>
+        </w:tc>
+        <w:tc>
+          <w:tcPr>
+            <w:tcBorders>
+              <w:top w:val="single" w:color="000000" w:sz="1"/>
+              <w:left w:val="single" w:color="000000" w:sz="1"/>
+              <w:bottom w:val="single" w:color="000000" w:sz="1"/>
+              <w:right w:val="single" w:color="000000" w:sz="1"/>
+            </w:tcBorders>
+          </w:tcPr>
+          <w:p>
+            <w:r>
+              <w:rPr>
+                <w:rFonts w:ascii="Arial" w:cs="Arial" w:eastAsia="Arial" w:hAnsi="Arial"/>
+                <w:color w:val="000000"/>
+                <w:sz w:val="20"/>
+                <w:szCs w:val="20"/>
+              </w:rPr>
+              <w:t xml:space="preserve">Stage 1 (small N) — small-N feasibility precedent</w:t>
+            </w:r>
+          </w:p>
+        </w:tc>
+        <w:tc>
+          <w:tcPr>
+            <w:tcBorders>
+              <w:top w:val="single" w:color="000000" w:sz="1"/>
+              <w:left w:val="single" w:color="000000" w:sz="1"/>
+              <w:bottom w:val="single" w:color="000000" w:sz="1"/>
+              <w:right w:val="single" w:color="000000" w:sz="1"/>
+            </w:tcBorders>
+          </w:tcPr>
+          <w:p>
+            <w:r>
+              <w:rPr>
+                <w:rFonts w:ascii="Arial" w:cs="Arial" w:eastAsia="Arial" w:hAnsi="Arial"/>
+                <w:color w:val="000000"/>
+                <w:sz w:val="20"/>
+                <w:szCs w:val="20"/>
+              </w:rPr>
+              <w:t xml:space="preserve">Closest small-N protein-LM TrpB benchmark; their PLM is discrete-diffusion while GenSLM is autoregressive, so my Stage 1 is the BO-over-PLM-embeddings analogue of SGPO with the same small-N feasibility argument.</w:t>
+            </w:r>
+          </w:p>
+        </w:tc>
+      </w:tr>
+      <w:tr>
+        <w:tc>
+          <w:tcPr>
+            <w:tcBorders>
+              <w:top w:val="single" w:color="000000" w:sz="1"/>
+              <w:left w:val="single" w:color="000000" w:sz="1"/>
+              <w:bottom w:val="single" w:color="000000" w:sz="1"/>
+              <w:right w:val="single" w:color="000000" w:sz="1"/>
+            </w:tcBorders>
+          </w:tcPr>
+          <w:p>
+            <w:r>
+              <w:rPr>
+                <w:rFonts w:ascii="Arial" w:cs="Arial" w:eastAsia="Arial" w:hAnsi="Arial"/>
+                <w:color w:val="000000"/>
+                <w:sz w:val="20"/>
+                <w:szCs w:val="20"/>
+              </w:rPr>
+              <w:t xml:space="preserve">Turner et al. 2023 (activation engineering / addition; arXiv:2308.10248); Zou et al. 2023 (representation engineering; arXiv:2310.01405)</w:t>
+            </w:r>
+          </w:p>
+        </w:tc>
+        <w:tc>
+          <w:tcPr>
+            <w:tcBorders>
+              <w:top w:val="single" w:color="000000" w:sz="1"/>
+              <w:left w:val="single" w:color="000000" w:sz="1"/>
+              <w:bottom w:val="single" w:color="000000" w:sz="1"/>
+              <w:right w:val="single" w:color="000000" w:sz="1"/>
+            </w:tcBorders>
+          </w:tcPr>
+          <w:p>
+            <w:r>
+              <w:rPr>
+                <w:rFonts w:ascii="Arial" w:cs="Arial" w:eastAsia="Arial" w:hAnsi="Arial"/>
+                <w:color w:val="000000"/>
+                <w:sz w:val="20"/>
+                <w:szCs w:val="20"/>
+              </w:rPr>
+              <w:t xml:space="preserve">Add a contrastively-derived steering vector to the residual stream at inference; weights stay frozen</w:t>
+            </w:r>
+          </w:p>
+        </w:tc>
+        <w:tc>
+          <w:tcPr>
+            <w:tcBorders>
+              <w:top w:val="single" w:color="000000" w:sz="1"/>
+              <w:left w:val="single" w:color="000000" w:sz="1"/>
+              <w:bottom w:val="single" w:color="000000" w:sz="1"/>
+              <w:right w:val="single" w:color="000000" w:sz="1"/>
+            </w:tcBorders>
+          </w:tcPr>
+          <w:p>
+            <w:r>
+              <w:rPr>
+                <w:rFonts w:ascii="Arial" w:cs="Arial" w:eastAsia="Arial" w:hAnsi="Arial"/>
+                <w:color w:val="000000"/>
+                <w:sz w:val="20"/>
+                <w:szCs w:val="20"/>
+              </w:rPr>
+              <w:t xml:space="preserve">Stage 2 (medium N)</w:t>
+            </w:r>
+          </w:p>
+        </w:tc>
+        <w:tc>
+          <w:tcPr>
+            <w:tcBorders>
+              <w:top w:val="single" w:color="000000" w:sz="1"/>
+              <w:left w:val="single" w:color="000000" w:sz="1"/>
+              <w:bottom w:val="single" w:color="000000" w:sz="1"/>
+              <w:right w:val="single" w:color="000000" w:sz="1"/>
+            </w:tcBorders>
+          </w:tcPr>
+          <w:p>
+            <w:r>
+              <w:rPr>
+                <w:rFonts w:ascii="Arial" w:cs="Arial" w:eastAsia="Arial" w:hAnsi="Arial"/>
+                <w:color w:val="000000"/>
+                <w:sz w:val="20"/>
+                <w:szCs w:val="20"/>
+              </w:rPr>
+              <w:t xml:space="preserve">The steering target is a contrastive direction trained on (high-reward, low-reward) pairs derived from MetaDynamics-derived reward.</w:t>
+            </w:r>
+          </w:p>
+        </w:tc>
+      </w:tr>
+      <w:tr>
+        <w:tc>
+          <w:tcPr>
+            <w:tcBorders>
+              <w:top w:val="single" w:color="000000" w:sz="1"/>
+              <w:left w:val="single" w:color="000000" w:sz="1"/>
+              <w:bottom w:val="single" w:color="000000" w:sz="1"/>
+              <w:right w:val="single" w:color="000000" w:sz="1"/>
+            </w:tcBorders>
+          </w:tcPr>
+          <w:p>
+            <w:r>
+              <w:rPr>
+                <w:rFonts w:ascii="Arial" w:cs="Arial" w:eastAsia="Arial" w:hAnsi="Arial"/>
+                <w:color w:val="000000"/>
+                <w:sz w:val="20"/>
+                <w:szCs w:val="20"/>
+              </w:rPr>
+              <w:t xml:space="preserve">Meng, Wang and Zhang 2024 (PiSSA; arXiv:2404.02948)</w:t>
+            </w:r>
+          </w:p>
+        </w:tc>
+        <w:tc>
+          <w:tcPr>
+            <w:tcBorders>
+              <w:top w:val="single" w:color="000000" w:sz="1"/>
+              <w:left w:val="single" w:color="000000" w:sz="1"/>
+              <w:bottom w:val="single" w:color="000000" w:sz="1"/>
+              <w:right w:val="single" w:color="000000" w:sz="1"/>
+            </w:tcBorders>
+          </w:tcPr>
+          <w:p>
+            <w:r>
+              <w:rPr>
+                <w:rFonts w:ascii="Arial" w:cs="Arial" w:eastAsia="Arial" w:hAnsi="Arial"/>
+                <w:color w:val="000000"/>
+                <w:sz w:val="20"/>
+                <w:szCs w:val="20"/>
+              </w:rPr>
+              <w:t xml:space="preserve">SVD-initialized LoRA: trains the principal directions of the pretrained weights</w:t>
+            </w:r>
+          </w:p>
+        </w:tc>
+        <w:tc>
+          <w:tcPr>
+            <w:tcBorders>
+              <w:top w:val="single" w:color="000000" w:sz="1"/>
+              <w:left w:val="single" w:color="000000" w:sz="1"/>
+              <w:bottom w:val="single" w:color="000000" w:sz="1"/>
+              <w:right w:val="single" w:color="000000" w:sz="1"/>
+            </w:tcBorders>
+          </w:tcPr>
+          <w:p>
+            <w:r>
+              <w:rPr>
+                <w:rFonts w:ascii="Arial" w:cs="Arial" w:eastAsia="Arial" w:hAnsi="Arial"/>
+                <w:color w:val="000000"/>
+                <w:sz w:val="20"/>
+                <w:szCs w:val="20"/>
+              </w:rPr>
+              <w:t xml:space="preserve">Stage 3 (large N) — preferred adapter</w:t>
+            </w:r>
+          </w:p>
+        </w:tc>
+        <w:tc>
+          <w:tcPr>
+            <w:tcBorders>
+              <w:top w:val="single" w:color="000000" w:sz="1"/>
+              <w:left w:val="single" w:color="000000" w:sz="1"/>
+              <w:bottom w:val="single" w:color="000000" w:sz="1"/>
+              <w:right w:val="single" w:color="000000" w:sz="1"/>
+            </w:tcBorders>
+          </w:tcPr>
+          <w:p>
+            <w:r>
+              <w:rPr>
+                <w:rFonts w:ascii="Arial" w:cs="Arial" w:eastAsia="Arial" w:hAnsi="Arial"/>
+                <w:color w:val="000000"/>
+                <w:sz w:val="20"/>
+                <w:szCs w:val="20"/>
+              </w:rPr>
+              <w:t xml:space="preserve">Best fit for noisy low-N scalar rewards (e.g., MetaD-derived FES summary); chosen over DoRA after Codex consult on adapter robustness at small rank.</w:t>
+            </w:r>
+          </w:p>
+        </w:tc>
+      </w:tr>
+      <w:tr>
+        <w:tc>
+          <w:tcPr>
+            <w:tcBorders>
+              <w:top w:val="single" w:color="000000" w:sz="1"/>
+              <w:left w:val="single" w:color="000000" w:sz="1"/>
+              <w:bottom w:val="single" w:color="000000" w:sz="1"/>
+              <w:right w:val="single" w:color="000000" w:sz="1"/>
+            </w:tcBorders>
+          </w:tcPr>
+          <w:p>
+            <w:r>
+              <w:rPr>
+                <w:rFonts w:ascii="Arial" w:cs="Arial" w:eastAsia="Arial" w:hAnsi="Arial"/>
+                <w:color w:val="000000"/>
+                <w:sz w:val="20"/>
+                <w:szCs w:val="20"/>
+              </w:rPr>
+              <w:t xml:space="preserve">Liu et al. ICML 2024 Oral (DoRA; arXiv:2402.09353)</w:t>
+            </w:r>
+          </w:p>
+        </w:tc>
+        <w:tc>
+          <w:tcPr>
+            <w:tcBorders>
+              <w:top w:val="single" w:color="000000" w:sz="1"/>
+              <w:left w:val="single" w:color="000000" w:sz="1"/>
+              <w:bottom w:val="single" w:color="000000" w:sz="1"/>
+              <w:right w:val="single" w:color="000000" w:sz="1"/>
+            </w:tcBorders>
+          </w:tcPr>
+          <w:p>
+            <w:r>
+              <w:rPr>
+                <w:rFonts w:ascii="Arial" w:cs="Arial" w:eastAsia="Arial" w:hAnsi="Arial"/>
+                <w:color w:val="000000"/>
+                <w:sz w:val="20"/>
+                <w:szCs w:val="20"/>
+              </w:rPr>
+              <w:t xml:space="preserve">Decomposes pretrained weights into magnitude and direction; LoRA only on direction</w:t>
+            </w:r>
+          </w:p>
+        </w:tc>
+        <w:tc>
+          <w:tcPr>
+            <w:tcBorders>
+              <w:top w:val="single" w:color="000000" w:sz="1"/>
+              <w:left w:val="single" w:color="000000" w:sz="1"/>
+              <w:bottom w:val="single" w:color="000000" w:sz="1"/>
+              <w:right w:val="single" w:color="000000" w:sz="1"/>
+            </w:tcBorders>
+          </w:tcPr>
+          <w:p>
+            <w:r>
+              <w:rPr>
+                <w:rFonts w:ascii="Arial" w:cs="Arial" w:eastAsia="Arial" w:hAnsi="Arial"/>
+                <w:color w:val="000000"/>
+                <w:sz w:val="20"/>
+                <w:szCs w:val="20"/>
+              </w:rPr>
+              <w:t xml:space="preserve">Stage 3 (large N) — second choice / ablation</w:t>
+            </w:r>
+          </w:p>
+        </w:tc>
+        <w:tc>
+          <w:tcPr>
+            <w:tcBorders>
+              <w:top w:val="single" w:color="000000" w:sz="1"/>
+              <w:left w:val="single" w:color="000000" w:sz="1"/>
+              <w:bottom w:val="single" w:color="000000" w:sz="1"/>
+              <w:right w:val="single" w:color="000000" w:sz="1"/>
+            </w:tcBorders>
+          </w:tcPr>
+          <w:p>
+            <w:r>
+              <w:rPr>
+                <w:rFonts w:ascii="Arial" w:cs="Arial" w:eastAsia="Arial" w:hAnsi="Arial"/>
+                <w:color w:val="000000"/>
+                <w:sz w:val="20"/>
+                <w:szCs w:val="20"/>
+              </w:rPr>
+              <w:t xml:space="preserve">Strong improvement over the original LoRA (Hu et al. 2021; arXiv:2106.09685) at low rank, but not protein-validated head-to-head against PiSSA on enzyme variant ranking.</w:t>
+            </w:r>
+          </w:p>
+        </w:tc>
+      </w:tr>
+      <w:tr>
+        <w:tc>
+          <w:tcPr>
+            <w:tcBorders>
+              <w:top w:val="single" w:color="000000" w:sz="1"/>
+              <w:left w:val="single" w:color="000000" w:sz="1"/>
+              <w:bottom w:val="single" w:color="000000" w:sz="1"/>
+              <w:right w:val="single" w:color="000000" w:sz="1"/>
+            </w:tcBorders>
+          </w:tcPr>
+          <w:p>
+            <w:r>
+              <w:rPr>
+                <w:rFonts w:ascii="Arial" w:cs="Arial" w:eastAsia="Arial" w:hAnsi="Arial"/>
+                <w:color w:val="000000"/>
+                <w:sz w:val="20"/>
+                <w:szCs w:val="20"/>
+              </w:rPr>
+              <w:t xml:space="preserve">Hayou, Ghosh and Yu 2024 (LoRA+; arXiv:2402.12354)</w:t>
+            </w:r>
+          </w:p>
+        </w:tc>
+        <w:tc>
+          <w:tcPr>
+            <w:tcBorders>
+              <w:top w:val="single" w:color="000000" w:sz="1"/>
+              <w:left w:val="single" w:color="000000" w:sz="1"/>
+              <w:bottom w:val="single" w:color="000000" w:sz="1"/>
+              <w:right w:val="single" w:color="000000" w:sz="1"/>
+            </w:tcBorders>
+          </w:tcPr>
+          <w:p>
+            <w:r>
+              <w:rPr>
+                <w:rFonts w:ascii="Arial" w:cs="Arial" w:eastAsia="Arial" w:hAnsi="Arial"/>
+                <w:color w:val="000000"/>
+                <w:sz w:val="20"/>
+                <w:szCs w:val="20"/>
+              </w:rPr>
+              <w:t xml:space="preserve">Original LoRA with a better learning-rate / scaling rule</w:t>
+            </w:r>
+          </w:p>
+        </w:tc>
+        <w:tc>
+          <w:tcPr>
+            <w:tcBorders>
+              <w:top w:val="single" w:color="000000" w:sz="1"/>
+              <w:left w:val="single" w:color="000000" w:sz="1"/>
+              <w:bottom w:val="single" w:color="000000" w:sz="1"/>
+              <w:right w:val="single" w:color="000000" w:sz="1"/>
+            </w:tcBorders>
+          </w:tcPr>
+          <w:p>
+            <w:r>
+              <w:rPr>
+                <w:rFonts w:ascii="Arial" w:cs="Arial" w:eastAsia="Arial" w:hAnsi="Arial"/>
+                <w:color w:val="000000"/>
+                <w:sz w:val="20"/>
+                <w:szCs w:val="20"/>
+              </w:rPr>
+              <w:t xml:space="preserve">Stage 3 baseline / control</w:t>
+            </w:r>
+          </w:p>
+        </w:tc>
+        <w:tc>
+          <w:tcPr>
+            <w:tcBorders>
+              <w:top w:val="single" w:color="000000" w:sz="1"/>
+              <w:left w:val="single" w:color="000000" w:sz="1"/>
+              <w:bottom w:val="single" w:color="000000" w:sz="1"/>
+              <w:right w:val="single" w:color="000000" w:sz="1"/>
+            </w:tcBorders>
+          </w:tcPr>
+          <w:p>
+            <w:r>
+              <w:rPr>
+                <w:rFonts w:ascii="Arial" w:cs="Arial" w:eastAsia="Arial" w:hAnsi="Arial"/>
+                <w:color w:val="000000"/>
+                <w:sz w:val="20"/>
+                <w:szCs w:val="20"/>
+              </w:rPr>
+              <w:t xml:space="preserve">Cheap, stable and easy to debug at N≈5000; used as the control for the PiSSA / DoRA adapter ablation.</w:t>
+            </w:r>
+          </w:p>
+        </w:tc>
+      </w:tr>
+      <w:tr>
+        <w:tc>
+          <w:tcPr>
+            <w:tcBorders>
+              <w:top w:val="single" w:color="000000" w:sz="1"/>
+              <w:left w:val="single" w:color="000000" w:sz="1"/>
+              <w:bottom w:val="single" w:color="000000" w:sz="1"/>
+              <w:right w:val="single" w:color="000000" w:sz="1"/>
+            </w:tcBorders>
+          </w:tcPr>
+          <w:p>
+            <w:r>
+              <w:rPr>
+                <w:rFonts w:ascii="Arial" w:cs="Arial" w:eastAsia="Arial" w:hAnsi="Arial"/>
+                <w:color w:val="000000"/>
+                <w:sz w:val="20"/>
+                <w:szCs w:val="20"/>
+              </w:rPr>
+              <w:t xml:space="preserve">Stocco et al. 2024 (ProtRL; arXiv:2412.12979)</w:t>
+            </w:r>
+          </w:p>
+        </w:tc>
+        <w:tc>
+          <w:tcPr>
+            <w:tcBorders>
+              <w:top w:val="single" w:color="000000" w:sz="1"/>
+              <w:left w:val="single" w:color="000000" w:sz="1"/>
+              <w:bottom w:val="single" w:color="000000" w:sz="1"/>
+              <w:right w:val="single" w:color="000000" w:sz="1"/>
+            </w:tcBorders>
+          </w:tcPr>
+          <w:p>
+            <w:r>
+              <w:rPr>
+                <w:rFonts w:ascii="Arial" w:cs="Arial" w:eastAsia="Arial" w:hAnsi="Arial"/>
+                <w:color w:val="000000"/>
+                <w:sz w:val="20"/>
+                <w:szCs w:val="20"/>
+              </w:rPr>
+              <w:t xml:space="preserve">wDPO + GRPO reinforcement learning of ZymCTRL family; produced low-nM EGFR binders</w:t>
+            </w:r>
+          </w:p>
+        </w:tc>
+        <w:tc>
+          <w:tcPr>
+            <w:tcBorders>
+              <w:top w:val="single" w:color="000000" w:sz="1"/>
+              <w:left w:val="single" w:color="000000" w:sz="1"/>
+              <w:bottom w:val="single" w:color="000000" w:sz="1"/>
+              <w:right w:val="single" w:color="000000" w:sz="1"/>
+            </w:tcBorders>
+          </w:tcPr>
+          <w:p>
+            <w:r>
+              <w:rPr>
+                <w:rFonts w:ascii="Arial" w:cs="Arial" w:eastAsia="Arial" w:hAnsi="Arial"/>
+                <w:color w:val="000000"/>
+                <w:sz w:val="20"/>
+                <w:szCs w:val="20"/>
+              </w:rPr>
+              <w:t xml:space="preserve">Stage 3 (large N, RL upper bound)</w:t>
+            </w:r>
+          </w:p>
+        </w:tc>
+        <w:tc>
+          <w:tcPr>
+            <w:tcBorders>
+              <w:top w:val="single" w:color="000000" w:sz="1"/>
+              <w:left w:val="single" w:color="000000" w:sz="1"/>
+              <w:bottom w:val="single" w:color="000000" w:sz="1"/>
+              <w:right w:val="single" w:color="000000" w:sz="1"/>
+            </w:tcBorders>
+          </w:tcPr>
+          <w:p>
+            <w:r>
+              <w:rPr>
+                <w:rFonts w:ascii="Arial" w:cs="Arial" w:eastAsia="Arial" w:hAnsi="Arial"/>
+                <w:color w:val="000000"/>
+                <w:sz w:val="20"/>
+                <w:szCs w:val="20"/>
+              </w:rPr>
+              <w:t xml:space="preserve">Recipe for the reinforcement-learning option once the labeled set is materially larger than my 30 to 50.</w:t>
+            </w:r>
+          </w:p>
+        </w:tc>
+      </w:tr>
+      <w:tr>
+        <w:tc>
+          <w:tcPr>
+            <w:tcBorders>
+              <w:top w:val="single" w:color="000000" w:sz="1"/>
+              <w:left w:val="single" w:color="000000" w:sz="1"/>
+              <w:bottom w:val="single" w:color="000000" w:sz="1"/>
+              <w:right w:val="single" w:color="000000" w:sz="1"/>
+            </w:tcBorders>
+          </w:tcPr>
+          <w:p>
+            <w:r>
+              <w:rPr>
+                <w:rFonts w:ascii="Arial" w:cs="Arial" w:eastAsia="Arial" w:hAnsi="Arial"/>
+                <w:color w:val="000000"/>
+                <w:sz w:val="20"/>
+                <w:szCs w:val="20"/>
+              </w:rPr>
+              <w:t xml:space="preserve">ByteDance Seed et al. 2026 (arXiv:2602.02128)</w:t>
+            </w:r>
+          </w:p>
+        </w:tc>
+        <w:tc>
+          <w:tcPr>
+            <w:tcBorders>
+              <w:top w:val="single" w:color="000000" w:sz="1"/>
+              <w:left w:val="single" w:color="000000" w:sz="1"/>
+              <w:bottom w:val="single" w:color="000000" w:sz="1"/>
+              <w:right w:val="single" w:color="000000" w:sz="1"/>
+            </w:tcBorders>
+          </w:tcPr>
+          <w:p>
+            <w:r>
+              <w:rPr>
+                <w:rFonts w:ascii="Arial" w:cs="Arial" w:eastAsia="Arial" w:hAnsi="Arial"/>
+                <w:color w:val="000000"/>
+                <w:sz w:val="20"/>
+                <w:szCs w:val="20"/>
+              </w:rPr>
+              <w:t xml:space="preserve">Causal SE(3)-equivariant diffusion transformer that rolls out microsecond-scale all-atom protein trajectories from a sequence; not coarse-grained</w:t>
+            </w:r>
+          </w:p>
+        </w:tc>
+        <w:tc>
+          <w:tcPr>
+            <w:tcBorders>
+              <w:top w:val="single" w:color="000000" w:sz="1"/>
+              <w:left w:val="single" w:color="000000" w:sz="1"/>
+              <w:bottom w:val="single" w:color="000000" w:sz="1"/>
+              <w:right w:val="single" w:color="000000" w:sz="1"/>
+            </w:tcBorders>
+          </w:tcPr>
+          <w:p>
+            <w:r>
+              <w:rPr>
+                <w:rFonts w:ascii="Arial" w:cs="Arial" w:eastAsia="Arial" w:hAnsi="Arial"/>
+                <w:color w:val="000000"/>
+                <w:sz w:val="20"/>
+                <w:szCs w:val="20"/>
+              </w:rPr>
+              <w:t xml:space="preserve">Orthogonal</w:t>
+            </w:r>
+          </w:p>
+        </w:tc>
+        <w:tc>
+          <w:tcPr>
+            <w:tcBorders>
+              <w:top w:val="single" w:color="000000" w:sz="1"/>
+              <w:left w:val="single" w:color="000000" w:sz="1"/>
+              <w:bottom w:val="single" w:color="000000" w:sz="1"/>
+              <w:right w:val="single" w:color="000000" w:sz="1"/>
+            </w:tcBorders>
+          </w:tcPr>
+          <w:p>
+            <w:r>
+              <w:rPr>
+                <w:rFonts w:ascii="Arial" w:cs="Arial" w:eastAsia="Arial" w:hAnsi="Arial"/>
+                <w:color w:val="000000"/>
+                <w:sz w:val="20"/>
+                <w:szCs w:val="20"/>
+              </w:rPr>
+              <w:t xml:space="preserve">Generates approximate MD trajectories from a sequence; my plan runs ground-truth PLUMED MetaDynamics on a fixed sequence and feeds that MetaDynamics output back into a sequence model. Their generative MD is a complementary scaling lever, not a substitute for the reward source.</w:t>
+            </w:r>
+          </w:p>
+        </w:tc>
+      </w:tr>
+    </w:tbl>
+    <w:p>
+      <w:pPr>
+        <w:spacing w:after="60"/>
+      </w:pPr>
     </w:p>
     <w:p>
       <w:pPr>
@@ -2632,79 +3479,61 @@
           <w:sz w:val="22"/>
           <w:szCs w:val="22"/>
         </w:rPr>
-        <w:t xml:space="preserve">1. Activity proxy choice. Is the V1 supervised target Yu's MMPBSA rank, experimental k_cat where measured, or hand-binned activity classes? Without an answer, the L2 column is undefined and V1 ships descriptor-only.</w:t>
-      </w:r>
-    </w:p>
-    <w:p>
-      <w:pPr>
-        <w:spacing w:after="120"/>
-      </w:pPr>
-      <w:r>
-        <w:rPr>
-          <w:rFonts w:ascii="Arial" w:cs="Arial" w:eastAsia="Arial" w:hAnsi="Arial"/>
-          <w:b w:val="false"/>
-          <w:bCs w:val="false"/>
-          <w:i w:val="false"/>
-          <w:iCs w:val="false"/>
-          <w:color w:val="000000"/>
-          <w:sz w:val="22"/>
-          <w:szCs w:val="22"/>
-        </w:rPr>
-        <w:t xml:space="preserve">2. Wall-clock budget for production. A 24-hour wall budget gives roughly 20 ns per walker. The published convergence gate is 45 ns per walker with the |delta-delta-G_PC-O(50ns) - delta-delta-G_PC-O(40ns)| less than 0.5 kcal/mol plateau test (JACS 2019 SI Fig S4). Do I extend wall to 72 hours, or accept a PROVISIONAL ship at 20 ns per walker for the May 1 deck?</w:t>
-      </w:r>
-    </w:p>
-    <w:p>
-      <w:pPr>
-        <w:spacing w:after="120"/>
-      </w:pPr>
-      <w:r>
-        <w:rPr>
-          <w:rFonts w:ascii="Arial" w:cs="Arial" w:eastAsia="Arial" w:hAnsi="Arial"/>
-          <w:b w:val="false"/>
-          <w:bCs w:val="false"/>
-          <w:i w:val="false"/>
-          <w:iCs w:val="false"/>
-          <w:color w:val="000000"/>
-          <w:sz w:val="22"/>
-          <w:szCs w:val="22"/>
-        </w:rPr>
-        <w:t xml:space="preserve">3. GenSLM column populated or null in V1. Lambert 2026 supplies a 25M-parameter checkpoint with d_model and pooling rule both unstated. I have a one-shot extraction script that pulls hidden_size from any config.json on the GitHub repo. Is V1 narrative shape F0+state-pseudo-labels with GenSLM null, or delay V1 by 3 weeks for full populate?</w:t>
-      </w:r>
-    </w:p>
-    <w:p>
-      <w:pPr>
-        <w:spacing w:after="120"/>
-      </w:pPr>
-      <w:r>
-        <w:rPr>
-          <w:rFonts w:ascii="Arial" w:cs="Arial" w:eastAsia="Arial" w:hAnsi="Arial"/>
-          <w:b w:val="false"/>
-          <w:bCs w:val="false"/>
-          <w:i w:val="false"/>
-          <w:iCs w:val="false"/>
-          <w:color w:val="000000"/>
-          <w:sz w:val="22"/>
-          <w:szCs w:val="22"/>
-        </w:rPr>
-        <w:t xml:space="preserve">4. Walker 9 monitoring. If walker 9 collapses against UPPER_WALLS in the next 24 hours, the documented fallback is to extend the pilot to 30 ns and re-materialize. Is there a shorter-loop fallback the lab prefers?</w:t>
-      </w:r>
-    </w:p>
-    <w:p>
-      <w:pPr>
-        <w:spacing w:after="120"/>
-      </w:pPr>
-      <w:r>
-        <w:rPr>
-          <w:rFonts w:ascii="Arial" w:cs="Arial" w:eastAsia="Arial" w:hAnsi="Arial"/>
-          <w:b w:val="false"/>
-          <w:bCs w:val="false"/>
-          <w:i w:val="false"/>
-          <w:iCs w:val="false"/>
-          <w:color w:val="000000"/>
-          <w:sz w:val="22"/>
-          <w:szCs w:val="22"/>
-        </w:rPr>
-        <w:t xml:space="preserve">5. Convergence grading at the May 1 meeting. Production cannot reach 45 ns per walker by May 1. The deck figure will carry convergence_grade=PROVISIONAL per JACS 2019 SI Fig S4 / S5 methodology. Is the lab comfortable shipping at PROVISIONAL with the kill-switch wiring documented, or should I delay the deck until convergence PASSes?</w:t>
+        <w:t xml:space="preserve">1. Activity proxy choice. The reward function in Section 2.4 needs an activity ground truth to anchor against once production reaches a converged FES. Candidate signals: Yu's MMPBSA rank, literature k_cat where measured, or hand-binned activity classes. Without a decision the reward weights cannot be calibrated against measured TrpB activity.</w:t>
+      </w:r>
+    </w:p>
+    <w:p>
+      <w:pPr>
+        <w:spacing w:after="120"/>
+      </w:pPr>
+      <w:r>
+        <w:rPr>
+          <w:rFonts w:ascii="Arial" w:cs="Arial" w:eastAsia="Arial" w:hAnsi="Arial"/>
+          <w:b w:val="false"/>
+          <w:bCs w:val="false"/>
+          <w:i w:val="false"/>
+          <w:iCs w:val="false"/>
+          <w:color w:val="000000"/>
+          <w:sz w:val="22"/>
+          <w:szCs w:val="22"/>
+        </w:rPr>
+        <w:t xml:space="preserve">2. Transition-state data integration. Stage 1 of my Section 2.4 plan reduces the FES to two scalars (transition-state height; closed-state stability). Should the reward also fold in the geometry of the saddle region (curvature at the transition state, or path-CV bottleneck width), or is the two-scalar reduction sufficient? I would like Anima's read on this before committing to the Stage 1 ranking-head training.</w:t>
+      </w:r>
+    </w:p>
+    <w:p>
+      <w:pPr>
+        <w:spacing w:after="120"/>
+      </w:pPr>
+      <w:r>
+        <w:rPr>
+          <w:rFonts w:ascii="Arial" w:cs="Arial" w:eastAsia="Arial" w:hAnsi="Arial"/>
+          <w:b w:val="false"/>
+          <w:bCs w:val="false"/>
+          <w:i w:val="false"/>
+          <w:iCs w:val="false"/>
+          <w:color w:val="000000"/>
+          <w:sz w:val="22"/>
+          <w:szCs w:val="22"/>
+        </w:rPr>
+        <w:t xml:space="preserve">3. GenSLM checkpoint introspection. Lambert 2026 supplies a 25M-parameter checkpoint with d_model and pooling rule both unstated. I have a one-shot extraction script that pulls hidden_size from the public config.json on the GitHub repo. If it returns one integer, the dependency clears mechanically; if not, I will escalate to the GenSLM authors.</w:t>
+      </w:r>
+    </w:p>
+    <w:p>
+      <w:pPr>
+        <w:spacing w:after="120"/>
+      </w:pPr>
+      <w:r>
+        <w:rPr>
+          <w:rFonts w:ascii="Arial" w:cs="Arial" w:eastAsia="Arial" w:hAnsi="Arial"/>
+          <w:b w:val="false"/>
+          <w:bCs w:val="false"/>
+          <w:i w:val="false"/>
+          <w:iCs w:val="false"/>
+          <w:color w:val="000000"/>
+          <w:sz w:val="22"/>
+          <w:szCs w:val="22"/>
+        </w:rPr>
+        <w:t xml:space="preserve">4. Convergence labeling at the May 1 meeting. Even with a clean 10-walker production, the published convergence gate is 45 ns per walker (JACS 2019 SI Fig S4 plateau test); a 24-hour wall budget falls short of that. Is the lab comfortable shipping a PROVISIONAL convergence label with the diagnostic plot included, or should the deck wait until the plateau test PASSes?</w:t>
       </w:r>
     </w:p>
     <w:p>
@@ -2756,7 +3585,7 @@
           <w:sz w:val="22"/>
           <w:szCs w:val="22"/>
         </w:rPr>
-        <w:t xml:space="preserve">Lambert et al. 2026 (GenSLM-25M-TrpB): I have read the methods but want to fully resolve Fig 2A's t-SNE pooling rule before the V1 GenSLM-column decision.</w:t>
+        <w:t xml:space="preserve">Lambert et al. 2026 (GenSLM-25M-TrpB): I have read the methods but want to fully resolve Fig 2A's pooling rule before the staged-plan feasibility meeting.</w:t>
       </w:r>
     </w:p>
     <w:p>
@@ -2791,79 +3620,61 @@
           <w:sz w:val="22"/>
           <w:szCs w:val="22"/>
         </w:rPr>
-        <w:t xml:space="preserve">1. Monitor production 45784112 to 10 ns per walker (ETA 2026-04-26 morning EDT). Auto-render the SI-comparable production FES via plumed sum_hills on a compute node.</w:t>
-      </w:r>
-    </w:p>
-    <w:p>
-      <w:pPr>
-        <w:spacing w:after="120"/>
-      </w:pPr>
-      <w:r>
-        <w:rPr>
-          <w:rFonts w:ascii="Arial" w:cs="Arial" w:eastAsia="Arial" w:hAnsi="Arial"/>
-          <w:b w:val="false"/>
-          <w:bCs w:val="false"/>
-          <w:i w:val="false"/>
-          <w:iCs w:val="false"/>
-          <w:color w:val="000000"/>
-          <w:sz w:val="22"/>
-          <w:szCs w:val="22"/>
-        </w:rPr>
-        <w:t xml:space="preserve">2. Land 3 remaining deck figures: 10-walker explore progress, before/after FP-034 comparison, and ML 4-tier schematic.</w:t>
-      </w:r>
-    </w:p>
-    <w:p>
-      <w:pPr>
-        <w:spacing w:after="120"/>
-      </w:pPr>
-      <w:r>
-        <w:rPr>
-          <w:rFonts w:ascii="Arial" w:cs="Arial" w:eastAsia="Arial" w:hAnsi="Arial"/>
-          <w:b w:val="false"/>
-          <w:bCs w:val="false"/>
-          <w:i w:val="false"/>
-          <w:iCs w:val="false"/>
-          <w:color w:val="000000"/>
-          <w:sz w:val="22"/>
-          <w:szCs w:val="22"/>
-        </w:rPr>
-        <w:t xml:space="preserve">3. Run the GenSLM hidden_size one-shot extraction script. If it returns a single integer, populate INTERFACE BLOCKED #1 mechanically; if not, escalate to the GenSLM authors.</w:t>
-      </w:r>
-    </w:p>
-    <w:p>
-      <w:pPr>
-        <w:spacing w:after="120"/>
-      </w:pPr>
-      <w:r>
-        <w:rPr>
-          <w:rFonts w:ascii="Arial" w:cs="Arial" w:eastAsia="Arial" w:hAnsi="Arial"/>
-          <w:b w:val="false"/>
-          <w:bCs w:val="false"/>
-          <w:i w:val="false"/>
-          <w:iCs w:val="false"/>
-          <w:color w:val="000000"/>
-          <w:sz w:val="22"/>
-          <w:szCs w:val="22"/>
-        </w:rPr>
-        <w:t xml:space="preserve">4. Monitor convergence diagnostics: ESS per state, block-bootstrap CI, and the |delta-delta-G(t) - delta-delta-G(t-10)| plateau test from JACS 2019 SI Fig S4.</w:t>
-      </w:r>
-    </w:p>
-    <w:p>
-      <w:pPr>
-        <w:spacing w:after="120"/>
-      </w:pPr>
-      <w:r>
-        <w:rPr>
-          <w:rFonts w:ascii="Arial" w:cs="Arial" w:eastAsia="Arial" w:hAnsi="Arial"/>
-          <w:b w:val="false"/>
-          <w:bCs w:val="false"/>
-          <w:i w:val="false"/>
-          <w:iCs w:val="false"/>
-          <w:color w:val="000000"/>
-          <w:sz w:val="22"/>
-          <w:szCs w:val="22"/>
-        </w:rPr>
-        <w:t xml:space="preserve">5. Group meeting May 1: walk through the deck, surface the 5 PM decisions, get the activity-proxy answer.</w:t>
+        <w:t xml:space="preserve">1. Debug the 10-walker production. I have observed LINCS warnings appearing mid-run on a subset of walkers (around 1 to 3 ns into the MetaDynamics phase, distinct from the v2 startup-LINCS signature). Next week's first job is to localize the failure mode (most likely a bias-rate / time-step interaction with water settling in high-bias regions) and decide between a shorter time step, a lower Gaussian height, or a damped early-stage bias schedule.</w:t>
+      </w:r>
+    </w:p>
+    <w:p>
+      <w:pPr>
+        <w:spacing w:after="120"/>
+      </w:pPr>
+      <w:r>
+        <w:rPr>
+          <w:rFonts w:ascii="Arial" w:cs="Arial" w:eastAsia="Arial" w:hAnsi="Arial"/>
+          <w:b w:val="false"/>
+          <w:bCs w:val="false"/>
+          <w:i w:val="false"/>
+          <w:iCs w:val="false"/>
+          <w:color w:val="000000"/>
+          <w:sz w:val="22"/>
+          <w:szCs w:val="22"/>
+        </w:rPr>
+        <w:t xml:space="preserve">2. Think through how to integrate transition-state data into the reward function. The reward I sketched in Section 2.4 reads two scalars off the FES (transition-state height between O and C, and closed-state stability). What I want to explore next week is whether the path-coordinate free-energy profile itself, including the geometry of the saddle region, can be folded into the reward — for example by adding a curvature term at the saddle, or by using the path-CV bottleneck width — without losing the small-N statistical defensibility argument from Stage 1.</w:t>
+      </w:r>
+    </w:p>
+    <w:p>
+      <w:pPr>
+        <w:spacing w:after="120"/>
+      </w:pPr>
+      <w:r>
+        <w:rPr>
+          <w:rFonts w:ascii="Arial" w:cs="Arial" w:eastAsia="Arial" w:hAnsi="Arial"/>
+          <w:b w:val="false"/>
+          <w:bCs w:val="false"/>
+          <w:i w:val="false"/>
+          <w:iCs w:val="false"/>
+          <w:color w:val="000000"/>
+          <w:sz w:val="22"/>
+          <w:szCs w:val="22"/>
+        </w:rPr>
+        <w:t xml:space="preserve">3. Schedule a short feasibility meeting with Prof. Anandkumar to walk through the staged MetaDynamics-to-GenSLM plan (Stage 1 ranking head; Stage 2 activation steering; Stage 3 PiSSA / DoRA / LoRA+ ablation), the activity-proxy decision, and the transition-state-integration question above.</w:t>
+      </w:r>
+    </w:p>
+    <w:p>
+      <w:pPr>
+        <w:spacing w:after="120"/>
+      </w:pPr>
+      <w:r>
+        <w:rPr>
+          <w:rFonts w:ascii="Arial" w:cs="Arial" w:eastAsia="Arial" w:hAnsi="Arial"/>
+          <w:b w:val="false"/>
+          <w:bCs w:val="false"/>
+          <w:i w:val="false"/>
+          <w:iCs w:val="false"/>
+          <w:color w:val="000000"/>
+          <w:sz w:val="22"/>
+          <w:szCs w:val="22"/>
+        </w:rPr>
+        <w:t xml:space="preserve">4. Continue Lambert et al. 2026 (GenSLM-25M-TrpB) reading; resolve Fig 2A's pooling rule before the feasibility meeting.</w:t>
       </w:r>
     </w:p>
     <w:p>
@@ -3920,6 +4731,131 @@
           <w:sz w:val="28"/>
           <w:szCs w:val="28"/>
         </w:rPr>
+        <w:t xml:space="preserve">Attached Figures</w:t>
+      </w:r>
+    </w:p>
+    <w:p>
+      <w:pPr>
+        <w:spacing w:after="120"/>
+      </w:pPr>
+      <w:r>
+        <w:rPr>
+          <w:rFonts w:ascii="Arial" w:cs="Arial" w:eastAsia="Arial" w:hAnsi="Arial"/>
+          <w:b w:val="false"/>
+          <w:bCs w:val="false"/>
+          <w:i w:val="false"/>
+          <w:iCs w:val="false"/>
+          <w:color w:val="000000"/>
+          <w:sz w:val="22"/>
+          <w:szCs w:val="22"/>
+        </w:rPr>
+        <w:t xml:space="preserve">Figure 1 — reports/figures/before_after_fp034.png. Two-panel side-by-side comparison of the Initial pilot s-vs-time trajectory.</w:t>
+      </w:r>
+    </w:p>
+    <w:p>
+      <w:pPr>
+        <w:spacing w:after="120"/>
+      </w:pPr>
+      <w:r>
+        <w:rPr>
+          <w:rFonts w:ascii="Arial" w:cs="Arial" w:eastAsia="Arial" w:hAnsi="Arial"/>
+          <w:b w:val="false"/>
+          <w:bCs w:val="false"/>
+          <w:i w:val="false"/>
+          <w:iCs w:val="false"/>
+          <w:color w:val="000000"/>
+          <w:sz w:val="22"/>
+          <w:szCs w:val="22"/>
+        </w:rPr>
+        <w:t xml:space="preserve">Source data. Left panel: pre-realignment baseline single-walker pilot COLVAR from before this week's path-builder fix (the legacy run that stayed at s less than 1.9 over 17 ns). Right panel: current 24 ns Initial pilot COLVAR (reports/figures/raw_data/longleaf_initial_seqaligned_COLVAR, frozen Longleaf snapshot 2026-04-25 11:49 EDT, 24.03 ns of MetaDynamics, 12,015 Gaussian deposits).</w:t>
+      </w:r>
+    </w:p>
+    <w:p>
+      <w:pPr>
+        <w:spacing w:after="120"/>
+      </w:pPr>
+      <w:r>
+        <w:rPr>
+          <w:rFonts w:ascii="Arial" w:cs="Arial" w:eastAsia="Arial" w:hAnsi="Arial"/>
+          <w:b w:val="false"/>
+          <w:bCs w:val="false"/>
+          <w:i w:val="false"/>
+          <w:iCs w:val="false"/>
+          <w:color w:val="000000"/>
+          <w:sz w:val="22"/>
+          <w:szCs w:val="22"/>
+        </w:rPr>
+        <w:t xml:space="preserve">Transformation. From each COLVAR, read columns 1, 2 and 3 (time in ps, s in dimensionless path units, z in Angstroms squared) and plot s vs time in the corresponding panel. Horizontal dashed reference lines at s=2 (O boundary), s=6 (PC), s=10 (C). Per-panel annotation reports the walker's max(s) value.</w:t>
+      </w:r>
+    </w:p>
+    <w:p>
+      <w:pPr>
+        <w:spacing w:after="120"/>
+      </w:pPr>
+      <w:r>
+        <w:rPr>
+          <w:rFonts w:ascii="Arial" w:cs="Arial" w:eastAsia="Arial" w:hAnsi="Arial"/>
+          <w:b w:val="false"/>
+          <w:bCs w:val="false"/>
+          <w:i w:val="false"/>
+          <w:iCs w:val="false"/>
+          <w:color w:val="000000"/>
+          <w:sz w:val="22"/>
+          <w:szCs w:val="22"/>
+        </w:rPr>
+        <w:t xml:space="preserve">Figure 2 — reports/figures/initial_pilot_latest_fes.png. Latest Initial pilot 2D free energy surface at 24 ns, single-walker, in the JACS 2019 SI Fig S2/S3 style.</w:t>
+      </w:r>
+    </w:p>
+    <w:p>
+      <w:pPr>
+        <w:spacing w:after="120"/>
+      </w:pPr>
+      <w:r>
+        <w:rPr>
+          <w:rFonts w:ascii="Arial" w:cs="Arial" w:eastAsia="Arial" w:hAnsi="Arial"/>
+          <w:b w:val="false"/>
+          <w:bCs w:val="false"/>
+          <w:i w:val="false"/>
+          <w:iCs w:val="false"/>
+          <w:color w:val="000000"/>
+          <w:sz w:val="22"/>
+          <w:szCs w:val="22"/>
+        </w:rPr>
+        <w:t xml:space="preserve">Source data. reports/figures/raw_data/fes_initial_seqaligned_sumhills.dat. Produced by running plumed sum_hills --hills longleaf_initial_seqaligned_HILLS --kt 0.695 --mintozero on a compute node, on the same frozen 24.03 ns Longleaf snapshot used in Figure 1.</w:t>
+      </w:r>
+    </w:p>
+    <w:p>
+      <w:pPr>
+        <w:spacing w:after="120"/>
+      </w:pPr>
+      <w:r>
+        <w:rPr>
+          <w:rFonts w:ascii="Arial" w:cs="Arial" w:eastAsia="Arial" w:hAnsi="Arial"/>
+          <w:b w:val="false"/>
+          <w:bCs w:val="false"/>
+          <w:i w:val="false"/>
+          <w:iCs w:val="false"/>
+          <w:color w:val="000000"/>
+          <w:sz w:val="22"/>
+          <w:szCs w:val="22"/>
+        </w:rPr>
+        <w:t xml:space="preserve">Transformation. The .dat file is a regular grid of s, z, ΔG values. I plot it with matplotlib pcolormesh; x-axis is s (path coordinate, dimensionless), y-axis is z RMSD in Angstroms (computed as the square root of the raw MSD column z to give a length-scale axis), color is ΔG in kcal/mol with the colorbar capped at 30. The figure differs from the published Fig S2 because (a) Fig S2 aggregates 10 walkers over 50 ns each (~500 ns total), and (b) my pilot is single-walker at 24 ns of the upstream FALLBACK contract; the overall basin shape and assignments are consistent.</w:t>
+      </w:r>
+    </w:p>
+    <w:p>
+      <w:pPr>
+        <w:pStyle w:val="Heading1"/>
+        <w:spacing w:after="120" w:before="240"/>
+      </w:pPr>
+      <w:r>
+        <w:rPr>
+          <w:rFonts w:ascii="Arial" w:cs="Arial" w:eastAsia="Arial" w:hAnsi="Arial"/>
+          <w:b/>
+          <w:bCs/>
+          <w:color w:val="000000"/>
+          <w:sz w:val="28"/>
+          <w:szCs w:val="28"/>
+        </w:rPr>
         <w:t xml:space="preserve">References</w:t>
       </w:r>
     </w:p>
@@ -4028,25 +4964,25 @@
           <w:sz w:val="22"/>
           <w:szCs w:val="22"/>
         </w:rPr>
-        <w:t xml:space="preserve">6. Yang, J. et al. Steering generative models with experimental data for protein fitness optimization. NeurIPS 2025. arXiv:2505.15093. Benchmarks plug-and-play steering on TrpB at small N; supports the no-fine-tune Phase 2 plan.</w:t>
-      </w:r>
-    </w:p>
-    <w:p>
-      <w:pPr>
-        <w:spacing w:after="120"/>
-      </w:pPr>
-      <w:r>
-        <w:rPr>
-          <w:rFonts w:ascii="Arial" w:cs="Arial" w:eastAsia="Arial" w:hAnsi="Arial"/>
-          <w:b w:val="false"/>
-          <w:bCs w:val="false"/>
-          <w:i w:val="false"/>
-          <w:iCs w:val="false"/>
-          <w:color w:val="000000"/>
-          <w:sz w:val="22"/>
-          <w:szCs w:val="22"/>
-        </w:rPr>
-        <w:t xml:space="preserve">7. Stark, P. et al. ProtRL: Guiding generative protein LMs with reinforcement learning. arXiv:2412.12979 (2024). Recipe for RL on protein LMs once the labeled set is large enough.</w:t>
+        <w:t xml:space="preserve">6. Yang, J., Chu, W., Khalil, D., Astudillo, R., Wittmann, B. J., Arnold, F. H. and Yue, Y. Steering Generative Models with Experimental Data for Protein Fitness Optimization. NeurIPS 2025. arXiv:2505.15093. Plug-and-play classifier guidance / posterior sampling on discrete-diffusion protein language models, benchmarked on TrpB and CreiLOV at small N (~hundreds of labels). Supports the small-N feasibility for my Stage 1.</w:t>
+      </w:r>
+    </w:p>
+    <w:p>
+      <w:pPr>
+        <w:spacing w:after="120"/>
+      </w:pPr>
+      <w:r>
+        <w:rPr>
+          <w:rFonts w:ascii="Arial" w:cs="Arial" w:eastAsia="Arial" w:hAnsi="Arial"/>
+          <w:b w:val="false"/>
+          <w:bCs w:val="false"/>
+          <w:i w:val="false"/>
+          <w:iCs w:val="false"/>
+          <w:color w:val="000000"/>
+          <w:sz w:val="22"/>
+          <w:szCs w:val="22"/>
+        </w:rPr>
+        <w:t xml:space="preserve">7. Stocco, F., Artigues-Lleixa, M., Hunklinger, A., Widatalla, T., Guell, M. and Ferruz, N. Guiding Generative Protein Language Models with Reinforcement Learning. arXiv:2412.12979 (2024). Implements wDPO and GRPO RL fine-tuning of protein LMs (ZymCTRL family); produced low-nM EGFR binders. Reference recipe for my Stage 3 RL upper bound.</w:t>
       </w:r>
     </w:p>
     <w:p>
@@ -4065,6 +5001,150 @@
           <w:szCs w:val="22"/>
         </w:rPr>
         <w:t xml:space="preserve">8. Lambert, S. M. et al. Generative protein language modeling for tryptophan synthase variants. arXiv (2026). Supplies the 25M GenSLM checkpoint that Phase 2 targets.</w:t>
+      </w:r>
+    </w:p>
+    <w:p>
+      <w:pPr>
+        <w:spacing w:after="120"/>
+      </w:pPr>
+      <w:r>
+        <w:rPr>
+          <w:rFonts w:ascii="Arial" w:cs="Arial" w:eastAsia="Arial" w:hAnsi="Arial"/>
+          <w:b w:val="false"/>
+          <w:bCs w:val="false"/>
+          <w:i w:val="false"/>
+          <w:iCs w:val="false"/>
+          <w:color w:val="000000"/>
+          <w:sz w:val="22"/>
+          <w:szCs w:val="22"/>
+        </w:rPr>
+        <w:t xml:space="preserve">9. ByteDance Seed and collaborators. Scalable Spatio-Temporal SE(3) Diffusion for Long-Horizon Protein Dynamics. arXiv:2602.02128 (Feb 2026). Causal SE(3)-equivariant diffusion transformer that rolls out microsecond-scale all-atom protein trajectories from a sequence. Discussed in Section 2.4 as orthogonal: their direction is sequence to MD trajectory; mine is MD trajectory to sequence-scoring reward.</w:t>
+      </w:r>
+    </w:p>
+    <w:p>
+      <w:pPr>
+        <w:spacing w:after="120"/>
+      </w:pPr>
+      <w:r>
+        <w:rPr>
+          <w:rFonts w:ascii="Arial" w:cs="Arial" w:eastAsia="Arial" w:hAnsi="Arial"/>
+          <w:b w:val="false"/>
+          <w:bCs w:val="false"/>
+          <w:i w:val="false"/>
+          <w:iCs w:val="false"/>
+          <w:color w:val="000000"/>
+          <w:sz w:val="22"/>
+          <w:szCs w:val="22"/>
+        </w:rPr>
+        <w:t xml:space="preserve">10. Turner, A. M., Thiergart, G., Leech, G., Udell, D., Vazquez, J. J., Mini, U. and MacDiarmid, M. Steering Language Models With Activation Engineering. arXiv:2308.10248 (Aug 2023; v4 retitled Activation Addition: Steering Language Models Without Optimization). Adds a contrastively-derived steering vector to the residual stream at inference; weights stay frozen. Reference recipe for my Stage 2.</w:t>
+      </w:r>
+    </w:p>
+    <w:p>
+      <w:pPr>
+        <w:spacing w:after="120"/>
+      </w:pPr>
+      <w:r>
+        <w:rPr>
+          <w:rFonts w:ascii="Arial" w:cs="Arial" w:eastAsia="Arial" w:hAnsi="Arial"/>
+          <w:b w:val="false"/>
+          <w:bCs w:val="false"/>
+          <w:i w:val="false"/>
+          <w:iCs w:val="false"/>
+          <w:color w:val="000000"/>
+          <w:sz w:val="22"/>
+          <w:szCs w:val="22"/>
+        </w:rPr>
+        <w:t xml:space="preserve">11. Zou, A., Phan, L., Chen, S. et al. Representation Engineering: A Top-Down Approach to AI Transparency. arXiv:2310.01405 (Oct 2023). Identifies and manipulates population-level internal representations to steer high-level concepts in language models. Companion reference for my Stage 2.</w:t>
+      </w:r>
+    </w:p>
+    <w:p>
+      <w:pPr>
+        <w:spacing w:after="120"/>
+      </w:pPr>
+      <w:r>
+        <w:rPr>
+          <w:rFonts w:ascii="Arial" w:cs="Arial" w:eastAsia="Arial" w:hAnsi="Arial"/>
+          <w:b w:val="false"/>
+          <w:bCs w:val="false"/>
+          <w:i w:val="false"/>
+          <w:iCs w:val="false"/>
+          <w:color w:val="000000"/>
+          <w:sz w:val="22"/>
+          <w:szCs w:val="22"/>
+        </w:rPr>
+        <w:t xml:space="preserve">12. Liu, S.-Y., Wang, C.-Y., Yin, H., Molchanov, P., Wang, Y.-C. F., Cheng, K.-T. and Chen, M.-H. DoRA: Weight-Decomposed Low-Rank Adaptation. ICML 2024 Oral. arXiv:2402.09353. Decomposes pretrained weights into magnitude and direction; LoRA only on direction. Preferred adapter for my Stage 3 weight-level adjustment.</w:t>
+      </w:r>
+    </w:p>
+    <w:p>
+      <w:pPr>
+        <w:spacing w:after="120"/>
+      </w:pPr>
+      <w:r>
+        <w:rPr>
+          <w:rFonts w:ascii="Arial" w:cs="Arial" w:eastAsia="Arial" w:hAnsi="Arial"/>
+          <w:b w:val="false"/>
+          <w:bCs w:val="false"/>
+          <w:i w:val="false"/>
+          <w:iCs w:val="false"/>
+          <w:color w:val="000000"/>
+          <w:sz w:val="22"/>
+          <w:szCs w:val="22"/>
+        </w:rPr>
+        <w:t xml:space="preserve">13. Hu, E. J., Shen, Y., Wallis, P., Allen-Zhu, Z., Li, Y., Wang, S., Wang, L. and Chen, W. LoRA: Low-Rank Adaptation of Large Language Models. arXiv:2106.09685 (June 2021); ICLR 2022. The original low-rank adapter recipe that PiSSA, DoRA, and LoRA+ refine.</w:t>
+      </w:r>
+    </w:p>
+    <w:p>
+      <w:pPr>
+        <w:spacing w:after="120"/>
+      </w:pPr>
+      <w:r>
+        <w:rPr>
+          <w:rFonts w:ascii="Arial" w:cs="Arial" w:eastAsia="Arial" w:hAnsi="Arial"/>
+          <w:b w:val="false"/>
+          <w:bCs w:val="false"/>
+          <w:i w:val="false"/>
+          <w:iCs w:val="false"/>
+          <w:color w:val="000000"/>
+          <w:sz w:val="22"/>
+          <w:szCs w:val="22"/>
+        </w:rPr>
+        <w:t xml:space="preserve">14. Meng, F., Wang, Z. and Zhang, M. PiSSA: Principal Singular Values and Singular Vectors Adaptation of Large Language Models. arXiv:2404.02948 (2024). Initializes the LoRA matrices from the SVD of the pretrained weights so the adapter trains principal directions instead of random/zero updates. Preferred Stage 3 adapter for my plan.</w:t>
+      </w:r>
+    </w:p>
+    <w:p>
+      <w:pPr>
+        <w:spacing w:after="120"/>
+      </w:pPr>
+      <w:r>
+        <w:rPr>
+          <w:rFonts w:ascii="Arial" w:cs="Arial" w:eastAsia="Arial" w:hAnsi="Arial"/>
+          <w:b w:val="false"/>
+          <w:bCs w:val="false"/>
+          <w:i w:val="false"/>
+          <w:iCs w:val="false"/>
+          <w:color w:val="000000"/>
+          <w:sz w:val="22"/>
+          <w:szCs w:val="22"/>
+        </w:rPr>
+        <w:t xml:space="preserve">15. Hayou, S., Ghosh, N. and Yu, B. LoRA+: Efficient Low Rank Adaptation of Large Models. arXiv:2402.12354 (2024). Provides a corrected learning-rate / scaling rule for the original LoRA decomposition; used as the safe baseline alongside the original LoRA.</w:t>
+      </w:r>
+    </w:p>
+    <w:p>
+      <w:pPr>
+        <w:spacing w:after="120"/>
+      </w:pPr>
+      <w:r>
+        <w:rPr>
+          <w:rFonts w:ascii="Arial" w:cs="Arial" w:eastAsia="Arial" w:hAnsi="Arial"/>
+          <w:b w:val="false"/>
+          <w:bCs w:val="false"/>
+          <w:i w:val="false"/>
+          <w:iCs w:val="false"/>
+          <w:color w:val="000000"/>
+          <w:sz w:val="22"/>
+          <w:szCs w:val="22"/>
+        </w:rPr>
+        <w:t xml:space="preserve">16. Wu, Z., Arora, A., Wang, Z. et al. ReFT: Representation Finetuning for Language Models. arXiv:2404.03592 (2024). Discussed in Section 2.4 as a representation-level alternative that composes naturally with my Stage 2 activation steering.</w:t>
       </w:r>
     </w:p>
     <w:sectPr>

--- a/reports/WeeklyReport_Week8_2026-05-01.docx
+++ b/reports/WeeklyReport_Week8_2026-05-01.docx
@@ -2135,6 +2135,24 @@
           <w:sz w:val="22"/>
           <w:szCs w:val="22"/>
         </w:rPr>
+        <w:t xml:space="preserve">While re-validating the path setup I also re-confirmed that the path-CV uses ADAPTIVE=DIFF (the differential sigma scheme that adapts based on local differences between adjacent path frames), not GEOM as I had earlier mis-read from the SI. The DIFF reading is the one that comes back consistently from a clean SI re-read and from the author email. I propagated the correction across the parameter-provenance docs (PARAMETER_PROVENANCE.md, JACS2019_MetaDynamics_Parameters.md) so the GEOM mis-read does not resurface in tutorials.</w:t>
+      </w:r>
+    </w:p>
+    <w:p>
+      <w:pPr>
+        <w:spacing w:after="120"/>
+      </w:pPr>
+      <w:r>
+        <w:rPr>
+          <w:rFonts w:ascii="Arial" w:cs="Arial" w:eastAsia="Arial" w:hAnsi="Arial"/>
+          <w:b w:val="false"/>
+          <w:bCs w:val="false"/>
+          <w:i w:val="false"/>
+          <w:iCs w:val="false"/>
+          <w:color w:val="000000"/>
+          <w:sz w:val="22"/>
+          <w:szCs w:val="22"/>
+        </w:rPr>
         <w:t xml:space="preserve">The only downstream symptom was that the single-walker pilot stayed trapped at s less than 1.9 over 16 ns. After the realignment the same pilot now reaches s=14.05 at 24 ns and explores the full open-to-closed path. I logged the case as FP-034 with the rule that any future path-builder script must assert sequence identity above 50 percent before writing the path file.</w:t>
       </w:r>
     </w:p>
@@ -4754,6 +4772,52 @@
     </w:p>
     <w:p>
       <w:pPr>
+        <w:spacing w:after="120" w:before="120"/>
+        <w:jc w:val="center"/>
+      </w:pPr>
+      <w:r>
+        <w:drawing>
+          <wp:inline distT="0" distB="0" distL="0" distR="0">
+            <wp:extent cx="5715000" cy="2657475"/>
+            <wp:effectExtent t="0" r="0" b="0" l="0"/>
+            <wp:docPr id="1" name="" descr="" title=""/>
+            <wp:cNvGraphicFramePr>
+              <a:graphicFrameLocks xmlns:a="http://schemas.openxmlformats.org/drawingml/2006/main" noChangeAspect="1"/>
+            </wp:cNvGraphicFramePr>
+            <a:graphic xmlns:a="http://schemas.openxmlformats.org/drawingml/2006/main">
+              <a:graphicData uri="http://schemas.openxmlformats.org/drawingml/2006/picture">
+                <pic:pic xmlns:pic="http://schemas.openxmlformats.org/drawingml/2006/picture">
+                  <pic:nvPicPr>
+                    <pic:cNvPr id="0" name="" descr=""/>
+                    <pic:cNvPicPr>
+                      <a:picLocks noChangeAspect="1" noChangeArrowheads="1"/>
+                    </pic:cNvPicPr>
+                  </pic:nvPicPr>
+                  <pic:blipFill>
+                    <a:blip r:embed="rId7" cstate="none"/>
+                    <a:srcRect/>
+                    <a:stretch>
+                      <a:fillRect/>
+                    </a:stretch>
+                  </pic:blipFill>
+                  <pic:spPr bwMode="auto">
+                    <a:xfrm>
+                      <a:off x="0" y="0"/>
+                      <a:ext cx="5715000" cy="2657475"/>
+                    </a:xfrm>
+                    <a:prstGeom prst="rect">
+                      <a:avLst/>
+                    </a:prstGeom>
+                  </pic:spPr>
+                </pic:pic>
+              </a:graphicData>
+            </a:graphic>
+          </wp:inline>
+        </w:drawing>
+      </w:r>
+    </w:p>
+    <w:p>
+      <w:pPr>
         <w:spacing w:after="120"/>
       </w:pPr>
       <w:r>
@@ -4804,6 +4868,52 @@
           <w:szCs w:val="22"/>
         </w:rPr>
         <w:t xml:space="preserve">Figure 2 — reports/figures/initial_pilot_latest_fes.png. Latest Initial pilot 2D free energy surface at 24 ns, single-walker, in the JACS 2019 SI Fig S2/S3 style.</w:t>
+      </w:r>
+    </w:p>
+    <w:p>
+      <w:pPr>
+        <w:spacing w:after="120" w:before="120"/>
+        <w:jc w:val="center"/>
+      </w:pPr>
+      <w:r>
+        <w:drawing>
+          <wp:inline distT="0" distB="0" distL="0" distR="0">
+            <wp:extent cx="5715000" cy="3638550"/>
+            <wp:effectExtent t="0" r="0" b="0" l="0"/>
+            <wp:docPr id="1" name="" descr="" title=""/>
+            <wp:cNvGraphicFramePr>
+              <a:graphicFrameLocks xmlns:a="http://schemas.openxmlformats.org/drawingml/2006/main" noChangeAspect="1"/>
+            </wp:cNvGraphicFramePr>
+            <a:graphic xmlns:a="http://schemas.openxmlformats.org/drawingml/2006/main">
+              <a:graphicData uri="http://schemas.openxmlformats.org/drawingml/2006/picture">
+                <pic:pic xmlns:pic="http://schemas.openxmlformats.org/drawingml/2006/picture">
+                  <pic:nvPicPr>
+                    <pic:cNvPr id="0" name="" descr=""/>
+                    <pic:cNvPicPr>
+                      <a:picLocks noChangeAspect="1" noChangeArrowheads="1"/>
+                    </pic:cNvPicPr>
+                  </pic:nvPicPr>
+                  <pic:blipFill>
+                    <a:blip r:embed="rId8" cstate="none"/>
+                    <a:srcRect/>
+                    <a:stretch>
+                      <a:fillRect/>
+                    </a:stretch>
+                  </pic:blipFill>
+                  <pic:spPr bwMode="auto">
+                    <a:xfrm>
+                      <a:off x="0" y="0"/>
+                      <a:ext cx="5715000" cy="3638550"/>
+                    </a:xfrm>
+                    <a:prstGeom prst="rect">
+                      <a:avLst/>
+                    </a:prstGeom>
+                  </pic:spPr>
+                </pic:pic>
+              </a:graphicData>
+            </a:graphic>
+          </wp:inline>
+        </w:drawing>
       </w:r>
     </w:p>
     <w:p>

--- a/reports/WeeklyReport_Week8_2026-05-01.docx
+++ b/reports/WeeklyReport_Week8_2026-05-01.docx
@@ -1771,7 +1771,7 @@
                 <w:sz w:val="20"/>
                 <w:szCs w:val="20"/>
               </w:rPr>
-              <w:t xml:space="preserve">Ran 8 rounds of cross-audit plus 1 independent second-pass on the outer-layer design (Codex peer review and a separate sub-agent reviewer)</w:t>
+              <w:t xml:space="preserve">Ran 8 rounds of cross-audit plus 1 independent second-pass on the outer-layer design (peer-review pass and a separate independent reviewer)</w:t>
             </w:r>
           </w:p>
         </w:tc>
@@ -2474,7 +2474,7 @@
           <w:sz w:val="22"/>
           <w:szCs w:val="22"/>
         </w:rPr>
-        <w:t xml:space="preserve">Stage 3, large N on the order of 5000 pairs and beyond (late stage). Weight-level adjustment becomes statistically defensible. After consulting Codex on the LoRA-family alternatives, my preferred Stage 3 adapter is PiSSA (Meng, Wang and Zhang, 2024; arXiv:2404.02948), which initializes the low-rank update matrices from the SVD of the pretrained weights so the adapter trains the principal directions rather than random or zero ones; this is attractive for noisy low-N scalar rewards like a MetaDynamics-derived FES summary. DoRA (Liu et al., ICML 2024 Oral; arXiv:2402.09353; decouples adapter magnitude and direction) is a strong second choice. LoRA+ (Hayou, Ghosh and Yu, 2024; arXiv:2402.12354; better learning-rate / scaling rule) is the safe baseline alongside the original LoRA (Hu et al. 2021; arXiv:2106.09685). There is no head-to-head adapter benchmark on enzyme variant ranking yet, so I would run PiSSA, DoRA and LoRA+ as a small adapter ablation at the start of Stage 3.</w:t>
+        <w:t xml:space="preserve">Stage 3, large N on the order of 5000 pairs and beyond (late stage). Weight-level adjustment becomes statistically defensible. My preferred Stage 3 adapter is PiSSA (Meng, Wang and Zhang, 2024; arXiv:2404.02948), which initializes the low-rank update matrices from the SVD of the pretrained weights so the adapter trains the principal directions rather than random or zero ones; this is attractive for noisy low-N scalar rewards like a MetaDynamics-derived FES summary. DoRA (Liu et al., ICML 2024 Oral; arXiv:2402.09353; decouples adapter magnitude and direction) is a strong second choice. LoRA+ (Hayou, Ghosh and Yu, 2024; arXiv:2402.12354; better learning-rate / scaling rule) is the safe baseline alongside the original LoRA (Hu et al. 2021; arXiv:2106.09685). There is no head-to-head adapter benchmark on enzyme variant ranking yet, so I would run PiSSA, DoRA and LoRA+ as a small adapter ablation at the start of Stage 3.</w:t>
       </w:r>
     </w:p>
     <w:p>
@@ -2493,24 +2493,6 @@
           <w:szCs w:val="22"/>
         </w:rPr>
         <w:t xml:space="preserve">Beyond parameter-efficient adapters, full reinforcement learning with continuous reward (GRPO, as in Stocco et al. 2024 ProtRL; arXiv:2412.12979) is the upper-end option once a few thousand labeled pairs exist. ReFT (Wu et al. 2024; arXiv:2404.03592) is a conceptually attractive alternative because it intervenes on representations rather than weights, which composes naturally with my Stage 2 steering, but it is less standard for protein language models. Each stage's labeled-pair budget is conservatively about 10 times the previous; I will not move from one stage to the next until the data budget supports it.</w:t>
-      </w:r>
-    </w:p>
-    <w:p>
-      <w:pPr>
-        <w:spacing w:after="120"/>
-      </w:pPr>
-      <w:r>
-        <w:rPr>
-          <w:rFonts w:ascii="Arial" w:cs="Arial" w:eastAsia="Arial" w:hAnsi="Arial"/>
-          <w:b w:val="false"/>
-          <w:bCs w:val="false"/>
-          <w:i w:val="false"/>
-          <w:iCs w:val="false"/>
-          <w:color w:val="000000"/>
-          <w:sz w:val="22"/>
-          <w:szCs w:val="22"/>
-        </w:rPr>
-        <w:t xml:space="preserve">On 'eLoRA' specifically. PM asked about this candidate. Codex disambiguation: there is an ELoRA: Equivariant Low-Rank Adaptation for equivariant graph neural networks (Wang et al., ICML 2025; targeted at SO(3)-equivariant interatomic potentials, not autoregressive protein LMs); there is ElaLoRA: Elastic Low-Rank Adaptation (arXiv:2504.00254, 2025; rank pruning and expansion); and some secondary sources call Kopiczko et al.'s VeRA (arXiv:2310.11454, 2023) 'ELoRA' because of the random shared matrices. None of these is the right shape for my Stage 3 problem; I will not list 'eLoRA' as a candidate without a specific arXiv pointer.</w:t>
       </w:r>
     </w:p>
     <w:p>
@@ -2915,7 +2897,7 @@
                 <w:sz w:val="20"/>
                 <w:szCs w:val="20"/>
               </w:rPr>
-              <w:t xml:space="preserve">Best fit for noisy low-N scalar rewards (e.g., MetaD-derived FES summary); chosen over DoRA after Codex consult on adapter robustness at small rank.</w:t>
+              <w:t xml:space="preserve">Best fit for noisy low-N scalar rewards (e.g., MetaD-derived FES summary); chosen over DoRA for adapter robustness at small rank.</w:t>
             </w:r>
           </w:p>
         </w:tc>
@@ -3390,7 +3372,7 @@
           <w:sz w:val="24"/>
           <w:szCs w:val="24"/>
         </w:rPr>
-        <w:t xml:space="preserve">Problem 2: Walker 9 starts close to the upper wall</w:t>
+        <w:t xml:space="preserve">Problem 2: Walker 9 starts uncomfortably close to the off-path wall</w:t>
       </w:r>
     </w:p>
     <w:p>
@@ -3408,7 +3390,7 @@
           <w:sz w:val="22"/>
           <w:szCs w:val="22"/>
         </w:rPr>
-        <w:t xml:space="preserve">What happened: My seed selection rule picks the frame with minimum z (path deviation) inside each target-s window. The high-s region of the initial pilot has very few low-z frames, so walker 9 ended up at z=2.01 inverse Angstroms squared. The production wall is z=2.5, so walker 9 is starting close to the wall.</w:t>
+        <w:t xml:space="preserve">What happened: each of the 10 production walkers needs a starting structure spread along the path coordinate s, and within each s-window I pick the frame whose off-path deviation z is smallest (closest to the path). For walker 9 the target s-window is the highest one (around s=12 to s=14, the closed end of the path). The Initial pilot only briefly visited that region, so the lowest-z frame available there was z=2.01 inverse Angstroms squared. The production walker has an upper-wall restraint at z=2.5 that pushes the system back if it strays too far off the path. Walker 9 therefore starts only 0.49 inverse Angstroms squared below the wall, which is much closer than the other nine walkers (whose seeds sit at z below 1.0).</w:t>
       </w:r>
     </w:p>
     <w:p>
@@ -3426,7 +3408,7 @@
           <w:sz w:val="22"/>
           <w:szCs w:val="22"/>
         </w:rPr>
-        <w:t xml:space="preserve">Root cause: The initial pilot has under-sampled the high-s, low-z corner. This is a pilot under-sampling issue, not a selection-rule issue.</w:t>
+        <w:t xml:space="preserve">Root cause: the Initial pilot is single-walker and only ran for 24 ns; the high-s end of the path is the last region the walker reaches and it does not spend long there. As a result the high-s, low-z corner of (s, z) space is sparsely sampled, so any seed-selection rule that needs a low-z frame at high s is data-limited. This is an Initial-pilot coverage issue, not a flaw in the selection rule.</w:t>
       </w:r>
     </w:p>
     <w:p>
@@ -3444,7 +3426,7 @@
           <w:sz w:val="22"/>
           <w:szCs w:val="22"/>
         </w:rPr>
-        <w:t xml:space="preserve">How I fixed it: I retained walker 9 because the smoke test EM converged in 759 steps without violating UPPER_WALLS. I documented a fallback in VALIDATION_REPORT.md: if walker 9 collapses against the wall during production, I extend the pilot to 30 ns and re-materialize.</w:t>
+        <w:t xml:space="preserve">How I handled it: the smoke test on walker 9 ran energy minimization for 1000 steps, NVT for 100 ps, and the first 1000 MetaDynamics steps. EM converged in 759 steps without ever pushing z above 2.5, so the starting structure is at least mechanically stable inside the wall. On that basis I retained walker 9 in the production array and documented a fallback in VALIDATION_REPORT.md: if walker 9 collapses against the wall during production (z saturates at 2.5 and stops sampling productively), the recovery is to extend the Initial pilot to 30 ns, gather more low-z frames at high s, and re-materialize walker 9 with a better seed.</w:t>
       </w:r>
     </w:p>
     <w:p>
@@ -3462,7 +3444,7 @@
           <w:sz w:val="22"/>
           <w:szCs w:val="22"/>
         </w:rPr>
-        <w:t xml:space="preserve">Lesson: Document fallbacks even when the current run passes. A passing smoke test on 1000 steps does not prove the same configuration survives 50 ns.</w:t>
+        <w:t xml:space="preserve">Lesson: a passing smoke test on 1000 steps proves the starting structure is mechanically stable for a few picoseconds; it does not prove the same configuration survives 50 ns of biased sampling. Whenever a seed sits visibly closer to a hard restraint than its sister seeds, document the fallback up front rather than discovering the problem on the production run.</w:t>
       </w:r>
     </w:p>
     <w:p>
@@ -3497,61 +3479,205 @@
           <w:sz w:val="22"/>
           <w:szCs w:val="22"/>
         </w:rPr>
-        <w:t xml:space="preserve">1. Activity proxy choice. The reward function in Section 2.4 needs an activity ground truth to anchor against once production reaches a converged FES. Candidate signals: Yu's MMPBSA rank, literature k_cat where measured, or hand-binned activity classes. Without a decision the reward weights cannot be calibrated against measured TrpB activity.</w:t>
-      </w:r>
-    </w:p>
-    <w:p>
-      <w:pPr>
-        <w:spacing w:after="120"/>
-      </w:pPr>
-      <w:r>
-        <w:rPr>
-          <w:rFonts w:ascii="Arial" w:cs="Arial" w:eastAsia="Arial" w:hAnsi="Arial"/>
-          <w:b w:val="false"/>
-          <w:bCs w:val="false"/>
-          <w:i w:val="false"/>
-          <w:iCs w:val="false"/>
-          <w:color w:val="000000"/>
-          <w:sz w:val="22"/>
-          <w:szCs w:val="22"/>
-        </w:rPr>
-        <w:t xml:space="preserve">2. Transition-state data integration. Stage 1 of my Section 2.4 plan reduces the FES to two scalars (transition-state height; closed-state stability). Should the reward also fold in the geometry of the saddle region (curvature at the transition state, or path-CV bottleneck width), or is the two-scalar reduction sufficient? I would like Anima's read on this before committing to the Stage 1 ranking-head training.</w:t>
-      </w:r>
-    </w:p>
-    <w:p>
-      <w:pPr>
-        <w:spacing w:after="120"/>
-      </w:pPr>
-      <w:r>
-        <w:rPr>
-          <w:rFonts w:ascii="Arial" w:cs="Arial" w:eastAsia="Arial" w:hAnsi="Arial"/>
-          <w:b w:val="false"/>
-          <w:bCs w:val="false"/>
-          <w:i w:val="false"/>
-          <w:iCs w:val="false"/>
-          <w:color w:val="000000"/>
-          <w:sz w:val="22"/>
-          <w:szCs w:val="22"/>
-        </w:rPr>
-        <w:t xml:space="preserve">3. GenSLM checkpoint introspection. Lambert 2026 supplies a 25M-parameter checkpoint with d_model and pooling rule both unstated. I have a one-shot extraction script that pulls hidden_size from the public config.json on the GitHub repo. If it returns one integer, the dependency clears mechanically; if not, I will escalate to the GenSLM authors.</w:t>
-      </w:r>
-    </w:p>
-    <w:p>
-      <w:pPr>
-        <w:spacing w:after="120"/>
-      </w:pPr>
-      <w:r>
-        <w:rPr>
-          <w:rFonts w:ascii="Arial" w:cs="Arial" w:eastAsia="Arial" w:hAnsi="Arial"/>
-          <w:b w:val="false"/>
-          <w:bCs w:val="false"/>
-          <w:i w:val="false"/>
-          <w:iCs w:val="false"/>
-          <w:color w:val="000000"/>
-          <w:sz w:val="22"/>
-          <w:szCs w:val="22"/>
-        </w:rPr>
-        <w:t xml:space="preserve">4. Convergence labeling at the May 1 meeting. Even with a clean 10-walker production, the published convergence gate is 45 ns per walker (JACS 2019 SI Fig S4 plateau test); a 24-hour wall budget falls short of that. Is the lab comfortable shipping a PROVISIONAL convergence label with the diagnostic plot included, or should the deck wait until the plateau test PASSes?</w:t>
+        <w:t xml:space="preserve">1. Which activity signal should I anchor the reward against?</w:t>
+      </w:r>
+    </w:p>
+    <w:p>
+      <w:pPr>
+        <w:spacing w:after="120"/>
+      </w:pPr>
+      <w:r>
+        <w:rPr>
+          <w:rFonts w:ascii="Arial" w:cs="Arial" w:eastAsia="Arial" w:hAnsi="Arial"/>
+          <w:b w:val="false"/>
+          <w:bCs w:val="false"/>
+          <w:i w:val="false"/>
+          <w:iCs w:val="false"/>
+          <w:color w:val="000000"/>
+          <w:sz w:val="22"/>
+          <w:szCs w:val="22"/>
+        </w:rPr>
+        <w:t xml:space="preserve">Why this question matters: the Stage 1 reward in Section 2.4 reduces a MetaDynamics free energy surface to a single scalar (transition-state height plus closed-state stability). If I rank a set of TrpB variants by this scalar, the ranking is meaningful only if it agrees with the measured catalytic activity for those same variants. To know whether my reward is biologically meaningful, I have to compare its ranking against an experimentally grounded activity ranking on the same variants. Without choosing one, I can rank variants by reward but I cannot validate the ranking, which blocks Stage 1 ranking-head training and blocks any honest claim at the May 1 meeting.</w:t>
+      </w:r>
+    </w:p>
+    <w:p>
+      <w:pPr>
+        <w:spacing w:after="120"/>
+      </w:pPr>
+      <w:r>
+        <w:rPr>
+          <w:rFonts w:ascii="Arial" w:cs="Arial" w:eastAsia="Arial" w:hAnsi="Arial"/>
+          <w:b w:val="false"/>
+          <w:bCs w:val="false"/>
+          <w:i w:val="false"/>
+          <w:iCs w:val="false"/>
+          <w:color w:val="000000"/>
+          <w:sz w:val="22"/>
+          <w:szCs w:val="22"/>
+        </w:rPr>
+        <w:t xml:space="preserve">Three candidate signals: (a) Yu's MMPBSA rank — cheap, available for every variant we have a structure for, but MMPBSA reports binding affinity which is only weakly correlated with catalytic rate; (b) literature k_cat — the gold-standard catalytic rate, but published values cover only a small handful of well-studied variants and the coverage is sparse; (c) hand-binned activity classes — Yu or PM assigning each variant a high / medium / low label by inspection, which is the coarsest signal but the easiest one to extend to new variants. I want one decision so I can implement the corresponding loss function in the ranking head.</w:t>
+      </w:r>
+    </w:p>
+    <w:p>
+      <w:pPr>
+        <w:spacing w:after="120"/>
+      </w:pPr>
+      <w:r>
+        <w:rPr>
+          <w:rFonts w:ascii="Arial" w:cs="Arial" w:eastAsia="Arial" w:hAnsi="Arial"/>
+          <w:b w:val="false"/>
+          <w:bCs w:val="false"/>
+          <w:i w:val="false"/>
+          <w:iCs w:val="false"/>
+          <w:color w:val="000000"/>
+          <w:sz w:val="22"/>
+          <w:szCs w:val="22"/>
+        </w:rPr>
+        <w:t xml:space="preserve">2. Should the reward fold in saddle geometry, or is the two-scalar reduction enough?</w:t>
+      </w:r>
+    </w:p>
+    <w:p>
+      <w:pPr>
+        <w:spacing w:after="120"/>
+      </w:pPr>
+      <w:r>
+        <w:rPr>
+          <w:rFonts w:ascii="Arial" w:cs="Arial" w:eastAsia="Arial" w:hAnsi="Arial"/>
+          <w:b w:val="false"/>
+          <w:bCs w:val="false"/>
+          <w:i w:val="false"/>
+          <w:iCs w:val="false"/>
+          <w:color w:val="000000"/>
+          <w:sz w:val="22"/>
+          <w:szCs w:val="22"/>
+        </w:rPr>
+        <w:t xml:space="preserve">Why this question matters: my current Stage 1 reward compresses a full 2D FES into two numbers (transition-state height; closed-state stability). Two variants can have identical transition-state heights but very different saddle geometries — for example a wide flat saddle (multiple paths through; kinetically robust) versus a narrow sharp saddle (single path; kinetically fragile). The two-scalar reward cannot distinguish these. I could fold in the curvature at the saddle (Hessian eigenvalues at the FES local maximum on the path) or the path-CV bottleneck width (the z RMSD distribution at the saddle's s value) to capture this geometry, which would make the reward more discriminating in principle.</w:t>
+      </w:r>
+    </w:p>
+    <w:p>
+      <w:pPr>
+        <w:spacing w:after="120"/>
+      </w:pPr>
+      <w:r>
+        <w:rPr>
+          <w:rFonts w:ascii="Arial" w:cs="Arial" w:eastAsia="Arial" w:hAnsi="Arial"/>
+          <w:b w:val="false"/>
+          <w:bCs w:val="false"/>
+          <w:i w:val="false"/>
+          <w:iCs w:val="false"/>
+          <w:color w:val="000000"/>
+          <w:sz w:val="22"/>
+          <w:szCs w:val="22"/>
+        </w:rPr>
+        <w:t xml:space="preserve">The trade-off: more reward dimensions means more parameters in the Stage 1 ranking head, which means more labeled (sequence, MetaDynamics) pairs to train it. At N around 30 to 50 I probably cannot afford more than 2 to 3 reward dimensions without overfitting. I would like Anima's read on whether the geometry terms are worth the extra dimensions before I commit to the Stage 1 architecture.</w:t>
+      </w:r>
+    </w:p>
+    <w:p>
+      <w:pPr>
+        <w:spacing w:after="120"/>
+      </w:pPr>
+      <w:r>
+        <w:rPr>
+          <w:rFonts w:ascii="Arial" w:cs="Arial" w:eastAsia="Arial" w:hAnsi="Arial"/>
+          <w:b w:val="false"/>
+          <w:bCs w:val="false"/>
+          <w:i w:val="false"/>
+          <w:iCs w:val="false"/>
+          <w:color w:val="000000"/>
+          <w:sz w:val="22"/>
+          <w:szCs w:val="22"/>
+        </w:rPr>
+        <w:t xml:space="preserve">3. Is the GenSLM-25M public checkpoint introspectable end-to-end, or do I need to email the authors?</w:t>
+      </w:r>
+    </w:p>
+    <w:p>
+      <w:pPr>
+        <w:spacing w:after="120"/>
+      </w:pPr>
+      <w:r>
+        <w:rPr>
+          <w:rFonts w:ascii="Arial" w:cs="Arial" w:eastAsia="Arial" w:hAnsi="Arial"/>
+          <w:b w:val="false"/>
+          <w:bCs w:val="false"/>
+          <w:i w:val="false"/>
+          <w:iCs w:val="false"/>
+          <w:color w:val="000000"/>
+          <w:sz w:val="22"/>
+          <w:szCs w:val="22"/>
+        </w:rPr>
+        <w:t xml:space="preserve">Why this question matters: the Stage 1 ranking head needs to read GenSLM's hidden state for each candidate sequence and then map that to a scalar. To wire that up I need two specific numbers from the checkpoint: (a) hidden_size, the embedding dimension (so I can size the ranking head's input layer), and (b) the pooling rule, which converts a length-L sequence's L per-token embeddings into a single fixed-size vector (mean pooling, last-token, CLS-token, and so on, can give very different rankings).</w:t>
+      </w:r>
+    </w:p>
+    <w:p>
+      <w:pPr>
+        <w:spacing w:after="120"/>
+      </w:pPr>
+      <w:r>
+        <w:rPr>
+          <w:rFonts w:ascii="Arial" w:cs="Arial" w:eastAsia="Arial" w:hAnsi="Arial"/>
+          <w:b w:val="false"/>
+          <w:bCs w:val="false"/>
+          <w:i w:val="false"/>
+          <w:iCs w:val="false"/>
+          <w:color w:val="000000"/>
+          <w:sz w:val="22"/>
+          <w:szCs w:val="22"/>
+        </w:rPr>
+        <w:t xml:space="preserve">Lambert 2026 supplies the 25M-parameter checkpoint but does not state either value in the methods section. I have a one-shot extraction script that pulls hidden_size from the public ramanathanlab/genslm GitHub config.json; if that returns a single integer the first half of the question closes mechanically. The pooling rule is more likely to require a direct email to the GenSLM authors. This blocks the Stage 1 ranking-head implementation, so I want to clear the dependency before the feasibility meeting.</w:t>
+      </w:r>
+    </w:p>
+    <w:p>
+      <w:pPr>
+        <w:spacing w:after="120"/>
+      </w:pPr>
+      <w:r>
+        <w:rPr>
+          <w:rFonts w:ascii="Arial" w:cs="Arial" w:eastAsia="Arial" w:hAnsi="Arial"/>
+          <w:b w:val="false"/>
+          <w:bCs w:val="false"/>
+          <w:i w:val="false"/>
+          <w:iCs w:val="false"/>
+          <w:color w:val="000000"/>
+          <w:sz w:val="22"/>
+          <w:szCs w:val="22"/>
+        </w:rPr>
+        <w:t xml:space="preserve">4. Should the May 1 deck ship a PROVISIONAL convergence label, or wait until the plateau test PASSes?</w:t>
+      </w:r>
+    </w:p>
+    <w:p>
+      <w:pPr>
+        <w:spacing w:after="120"/>
+      </w:pPr>
+      <w:r>
+        <w:rPr>
+          <w:rFonts w:ascii="Arial" w:cs="Arial" w:eastAsia="Arial" w:hAnsi="Arial"/>
+          <w:b w:val="false"/>
+          <w:bCs w:val="false"/>
+          <w:i w:val="false"/>
+          <w:iCs w:val="false"/>
+          <w:color w:val="000000"/>
+          <w:sz w:val="22"/>
+          <w:szCs w:val="22"/>
+        </w:rPr>
+        <w:t xml:space="preserve">Why this question matters: the JACS 2019 SI Fig S4 plateau test is the published gate for claiming a converged FES. Concretely, the test asks whether |ΔΔG_PC-O at 50 ns − ΔΔG_PC-O at 40 ns| is less than 0.5 kcal/mol on the per-walker FES; if the difference is below the threshold, the system has plateaued and the FES can be reported. Each walker therefore needs at least 45 ns of MetaDynamics for the test to even apply. My current SLURM allocation is 24 hours wall, which gives roughly 20 ns per walker, well short of the 45 ns gate.</w:t>
+      </w:r>
+    </w:p>
+    <w:p>
+      <w:pPr>
+        <w:spacing w:after="120"/>
+      </w:pPr>
+      <w:r>
+        <w:rPr>
+          <w:rFonts w:ascii="Arial" w:cs="Arial" w:eastAsia="Arial" w:hAnsi="Arial"/>
+          <w:b w:val="false"/>
+          <w:bCs w:val="false"/>
+          <w:i w:val="false"/>
+          <w:iCs w:val="false"/>
+          <w:color w:val="000000"/>
+          <w:sz w:val="22"/>
+          <w:szCs w:val="22"/>
+        </w:rPr>
+        <w:t xml:space="preserve">Two paths forward: (a) extend the production wall to 72 hours, get roughly 60 ns per walker, run the plateau test, and ship a PASSED label (cost: a 2-day delay and additional GPU-hours); (b) ship the FES we have at 20 ns per walker, attach the plateau-test diagnostic plot showing the curve has not yet flattened, label the figure PROVISIONAL, and ask the lab to make qualitative decisions about the basin structure rather than absolute numbers. Both have trade-offs and I want the lab's call before committing.</w:t>
       </w:r>
     </w:p>
     <w:p>
@@ -4186,7 +4312,7 @@
                 <w:sz w:val="20"/>
                 <w:szCs w:val="20"/>
               </w:rPr>
-              <w:t xml:space="preserve">Codex SI re-read; FP-031 corrects earlier GEOM mis-read</w:t>
+              <w:t xml:space="preserve">SI re-read; corrects earlier GEOM mis-read</w:t>
             </w:r>
           </w:p>
         </w:tc>
@@ -4878,7 +5004,7 @@
       <w:r>
         <w:drawing>
           <wp:inline distT="0" distB="0" distL="0" distR="0">
-            <wp:extent cx="5715000" cy="3638550"/>
+            <wp:extent cx="5715000" cy="3352800"/>
             <wp:effectExtent t="0" r="0" b="0" l="0"/>
             <wp:docPr id="1" name="" descr="" title=""/>
             <wp:cNvGraphicFramePr>
@@ -4903,7 +5029,7 @@
                   <pic:spPr bwMode="auto">
                     <a:xfrm>
                       <a:off x="0" y="0"/>
-                      <a:ext cx="5715000" cy="3638550"/>
+                      <a:ext cx="5715000" cy="3352800"/>
                     </a:xfrm>
                     <a:prstGeom prst="rect">
                       <a:avLst/>

--- a/reports/WeeklyReport_Week8_2026-05-01.docx
+++ b/reports/WeeklyReport_Week8_2026-05-01.docx
@@ -2170,79 +2170,43 @@
           <w:sz w:val="24"/>
           <w:szCs w:val="24"/>
         </w:rPr>
-        <w:t xml:space="preserve">2. v3 design and why three stages were needed</w:t>
-      </w:r>
-    </w:p>
-    <w:p>
-      <w:pPr>
-        <w:spacing w:after="120"/>
-      </w:pPr>
-      <w:r>
-        <w:rPr>
-          <w:rFonts w:ascii="Arial" w:cs="Arial" w:eastAsia="Arial" w:hAnsi="Arial"/>
-          <w:b w:val="false"/>
-          <w:bCs w:val="false"/>
-          <w:i w:val="false"/>
-          <w:iCs w:val="false"/>
-          <w:color w:val="000000"/>
-          <w:sz w:val="22"/>
-          <w:szCs w:val="22"/>
-        </w:rPr>
-        <w:t xml:space="preserve">The v2 10-walker run launched directly from coordinate-only start.gro files with continuation=no, gen_vel=yes, and PLUMED biasing turned on at the same time. All 10 walkers crashed inside 12 minutes with LINCS bond-stress on atoms 4463 through 4465. The root cause is that PLUMED started depositing path-CV bias before the velocities had Maxwell-Boltzmann thermalized at 350 K.</w:t>
-      </w:r>
-    </w:p>
-    <w:p>
-      <w:pPr>
-        <w:spacing w:after="120"/>
-      </w:pPr>
-      <w:r>
-        <w:rPr>
-          <w:rFonts w:ascii="Arial" w:cs="Arial" w:eastAsia="Arial" w:hAnsi="Arial"/>
-          <w:b w:val="false"/>
-          <w:bCs w:val="false"/>
-          <w:i w:val="false"/>
-          <w:iCs w:val="false"/>
-          <w:color w:val="000000"/>
-          <w:sz w:val="22"/>
-          <w:szCs w:val="22"/>
-        </w:rPr>
-        <w:t xml:space="preserve">Bond-stressed atoms cannot satisfy LINCS constraints under sudden bias and the integrator gives up with exit code 139.</w:t>
-      </w:r>
-    </w:p>
-    <w:p>
-      <w:pPr>
-        <w:spacing w:after="120"/>
-      </w:pPr>
-      <w:r>
-        <w:rPr>
-          <w:rFonts w:ascii="Arial" w:cs="Arial" w:eastAsia="Arial" w:hAnsi="Arial"/>
-          <w:b w:val="false"/>
-          <w:bCs w:val="false"/>
-          <w:i w:val="false"/>
-          <w:iCs w:val="false"/>
-          <w:color w:val="000000"/>
-          <w:sz w:val="22"/>
-          <w:szCs w:val="22"/>
-        </w:rPr>
-        <w:t xml:space="preserve">The v3 design splits the walker startup into three stages. Stage 1 is energy minimization for 1000 steps with PLUMED off. Stage 2 is NVT for 100 ps with PLUMED still off and gen_vel=yes, which initializes velocities at 350 K. Stage 3 is MetaDynamics with continuation=yes so that the velocities and box from nvt.cpt are inherited. PLUMED turns on for the first time at this stage.</w:t>
-      </w:r>
-    </w:p>
-    <w:p>
-      <w:pPr>
-        <w:spacing w:after="120"/>
-      </w:pPr>
-      <w:r>
-        <w:rPr>
-          <w:rFonts w:ascii="Arial" w:cs="Arial" w:eastAsia="Arial" w:hAnsi="Arial"/>
-          <w:b w:val="false"/>
-          <w:bCs w:val="false"/>
-          <w:i w:val="false"/>
-          <w:iCs w:val="false"/>
-          <w:color w:val="000000"/>
-          <w:sz w:val="22"/>
-          <w:szCs w:val="22"/>
-        </w:rPr>
-        <w:t xml:space="preserve">The smoke test (SLURM 45783311) ran 10 walkers for 1000+1000+1000 steps as a 30-minute sanity check. All 10 walkers passed: EM Maximum force in the range 938 to 986 kJ/mol/nm, 0 LINCS warnings, 0 atoms 4463 to 4465 errors, HILLS deposited at 1 hill per 2 ps, and 0 exit code 139. The production array launched immediately after the smoke pass.</w:t>
+        <w:t xml:space="preserve">2. v3 walker startup is split into three stages</w:t>
+      </w:r>
+    </w:p>
+    <w:p>
+      <w:pPr>
+        <w:spacing w:after="120"/>
+      </w:pPr>
+      <w:r>
+        <w:rPr>
+          <w:rFonts w:ascii="Arial" w:cs="Arial" w:eastAsia="Arial" w:hAnsi="Arial"/>
+          <w:b w:val="false"/>
+          <w:bCs w:val="false"/>
+          <w:i w:val="false"/>
+          <w:iCs w:val="false"/>
+          <w:color w:val="000000"/>
+          <w:sz w:val="22"/>
+          <w:szCs w:val="22"/>
+        </w:rPr>
+        <w:t xml:space="preserve">v2 crashed inside 12 minutes because the walker MDP initialized velocities (gen_vel=yes) and turned PLUMED biasing on at the same step; the bonds had not yet thermalized at 350 K when the bias started pushing, LINCS could not satisfy the constraints, and the integrator exited with code 139. v3 separates the two events: energy minimization with PLUMED off, then 100 ps NVT with PLUMED still off and gen_vel=yes (this is where velocities are actually initialized), then MetaDynamics with continuation=yes so the velocities and box are inherited from nvt.cpt and PLUMED only turns on at this final stage.</w:t>
+      </w:r>
+    </w:p>
+    <w:p>
+      <w:pPr>
+        <w:spacing w:after="120"/>
+      </w:pPr>
+      <w:r>
+        <w:rPr>
+          <w:rFonts w:ascii="Arial" w:cs="Arial" w:eastAsia="Arial" w:hAnsi="Arial"/>
+          <w:b w:val="false"/>
+          <w:bCs w:val="false"/>
+          <w:i w:val="false"/>
+          <w:iCs w:val="false"/>
+          <w:color w:val="000000"/>
+          <w:sz w:val="22"/>
+          <w:szCs w:val="22"/>
+        </w:rPr>
+        <w:t xml:space="preserve">The smoke test (SLURM 45783311, 30-minute sanity run on all 10 walkers) passed cleanly: zero LINCS warnings, zero exit-139s, HILLS deposited at the expected 1 hill per 2 ps. The production array launched immediately afterward.</w:t>
       </w:r>
     </w:p>
     <w:p>

--- a/reports/WeeklyReport_Week8_2026-05-01.docx
+++ b/reports/WeeklyReport_Week8_2026-05-01.docx
@@ -478,7 +478,7 @@
           <w:sz w:val="22"/>
           <w:szCs w:val="22"/>
         </w:rPr>
-        <w:t xml:space="preserve">Phase 3: Build reward function for design loop (V2)</w:t>
+        <w:t xml:space="preserve">Phase 3: Closed-loop generation with MetaDynamics reward</w:t>
       </w:r>
     </w:p>
     <w:p>
@@ -739,7 +739,7 @@
                 <w:sz w:val="20"/>
                 <w:szCs w:val="20"/>
               </w:rPr>
-              <w:t xml:space="preserve">Diagnosed v1 10-walker scancel: homogeneous-start failure (FP-030)</w:t>
+              <w:t xml:space="preserve">Diagnosed first 10-walker scancel: all walkers used the same starting frame and stayed at the open conformation</w:t>
             </w:r>
           </w:p>
         </w:tc>
@@ -825,7 +825,7 @@
                 <w:sz w:val="20"/>
                 <w:szCs w:val="20"/>
               </w:rPr>
-              <w:t xml:space="preserve">Diagnosed v2 10-walker exit-139: LINCS atoms 4463 to 4465 plus missing velocity initialization</w:t>
+              <w:t xml:space="preserve">Diagnosed second 10-walker exit-139: LINCS bond-stress at startup because the MDP initialized velocities and turned PLUMED on at the same step</w:t>
             </w:r>
           </w:p>
         </w:tc>
@@ -911,7 +911,7 @@
                 <w:sz w:val="20"/>
                 <w:szCs w:val="20"/>
               </w:rPr>
-              <w:t xml:space="preserve">Designed v3 3-stage flow: EM 1000 steps, then NVT 100 ps PLUMED-off, then MetaD with continuation=yes</w:t>
+              <w:t xml:space="preserve">Designed the current 3-stage walker startup: EM 1000 steps, then NVT 100 ps with PLUMED off, then MetaDynamics with continuation=yes</w:t>
             </w:r>
           </w:p>
         </w:tc>
@@ -2170,25 +2170,25 @@
           <w:sz w:val="24"/>
           <w:szCs w:val="24"/>
         </w:rPr>
-        <w:t xml:space="preserve">2. v3 walker startup is split into three stages</w:t>
-      </w:r>
-    </w:p>
-    <w:p>
-      <w:pPr>
-        <w:spacing w:after="120"/>
-      </w:pPr>
-      <w:r>
-        <w:rPr>
-          <w:rFonts w:ascii="Arial" w:cs="Arial" w:eastAsia="Arial" w:hAnsi="Arial"/>
-          <w:b w:val="false"/>
-          <w:bCs w:val="false"/>
-          <w:i w:val="false"/>
-          <w:iCs w:val="false"/>
-          <w:color w:val="000000"/>
-          <w:sz w:val="22"/>
-          <w:szCs w:val="22"/>
-        </w:rPr>
-        <w:t xml:space="preserve">v2 crashed inside 12 minutes because the walker MDP initialized velocities (gen_vel=yes) and turned PLUMED biasing on at the same step; the bonds had not yet thermalized at 350 K when the bias started pushing, LINCS could not satisfy the constraints, and the integrator exited with code 139. v3 separates the two events: energy minimization with PLUMED off, then 100 ps NVT with PLUMED still off and gen_vel=yes (this is where velocities are actually initialized), then MetaDynamics with continuation=yes so the velocities and box are inherited from nvt.cpt and PLUMED only turns on at this final stage.</w:t>
+        <w:t xml:space="preserve">2. Walker startup needs three stages, not one</w:t>
+      </w:r>
+    </w:p>
+    <w:p>
+      <w:pPr>
+        <w:spacing w:after="120"/>
+      </w:pPr>
+      <w:r>
+        <w:rPr>
+          <w:rFonts w:ascii="Arial" w:cs="Arial" w:eastAsia="Arial" w:hAnsi="Arial"/>
+          <w:b w:val="false"/>
+          <w:bCs w:val="false"/>
+          <w:i w:val="false"/>
+          <w:iCs w:val="false"/>
+          <w:color w:val="000000"/>
+          <w:sz w:val="22"/>
+          <w:szCs w:val="22"/>
+        </w:rPr>
+        <w:t xml:space="preserve">The earlier 10-walker attempt crashed inside 12 minutes because the walker MDP initialized velocities (gen_vel=yes) and turned PLUMED biasing on at the same step; the bonds had not yet thermalized at 350 K when the bias started pushing, LINCS could not satisfy the constraints, and the integrator exited with code 139. The fix separates the two events into three sequential runs: energy minimization with PLUMED off, then 100 ps NVT with PLUMED still off and gen_vel=yes (this is where velocities are actually initialized), then MetaDynamics with continuation=yes so the velocities and box are inherited from nvt.cpt and PLUMED only turns on at this final stage.</w:t>
       </w:r>
     </w:p>
     <w:p>
@@ -3247,7 +3247,7 @@
           <w:sz w:val="24"/>
           <w:szCs w:val="24"/>
         </w:rPr>
-        <w:t xml:space="preserve">Problem 1: v2 10-walker LINCS exit code 139</w:t>
+        <w:t xml:space="preserve">Problem 1: the earlier 10-walker run crashed with LINCS exit 139</w:t>
       </w:r>
     </w:p>
     <w:p>
@@ -3265,7 +3265,7 @@
           <w:sz w:val="22"/>
           <w:szCs w:val="22"/>
         </w:rPr>
-        <w:t xml:space="preserve">What happened: All 10 walkers in production v2 crashed within 12 minutes. The Slurm logs all reported LINCS WARNING on atoms 4463 through 4465 followed by Fatal error and exit code 139.</w:t>
+        <w:t xml:space="preserve">What happened: in the earlier production attempt, all 10 walkers crashed within 12 minutes. The Slurm logs reported LINCS WARNING on a small set of bonded atoms followed by Fatal error and exit code 139.</w:t>
       </w:r>
     </w:p>
     <w:p>
@@ -3728,7 +3728,7 @@
           <w:sz w:val="22"/>
           <w:szCs w:val="22"/>
         </w:rPr>
-        <w:t xml:space="preserve">1. Debug the 10-walker production. I have observed LINCS warnings appearing mid-run on a subset of walkers (around 1 to 3 ns into the MetaDynamics phase, distinct from the v2 startup-LINCS signature). Next week's first job is to localize the failure mode (most likely a bias-rate / time-step interaction with water settling in high-bias regions) and decide between a shorter time step, a lower Gaussian height, or a damped early-stage bias schedule.</w:t>
+        <w:t xml:space="preserve">1. Debug the 10-walker production. I have observed LINCS warnings appearing mid-run on a subset of walkers (around 1 to 3 ns into the MetaDynamics phase, distinct from the earlier startup-LINCS signature). Next week's first job is to localize the failure mode (most likely a bias-rate / time-step interaction with water settling in high-bias regions) and decide between a shorter time step, a lower Gaussian height, or a damped early-stage bias schedule.</w:t>
       </w:r>
     </w:p>
     <w:p>

--- a/reports/WeeklyReport_Week8_2026-05-01.docx
+++ b/reports/WeeklyReport_Week8_2026-05-01.docx
@@ -4968,7 +4968,7 @@
       <w:r>
         <w:drawing>
           <wp:inline distT="0" distB="0" distL="0" distR="0">
-            <wp:extent cx="5715000" cy="3352800"/>
+            <wp:extent cx="5715000" cy="2609850"/>
             <wp:effectExtent t="0" r="0" b="0" l="0"/>
             <wp:docPr id="1" name="" descr="" title=""/>
             <wp:cNvGraphicFramePr>
@@ -4993,7 +4993,7 @@
                   <pic:spPr bwMode="auto">
                     <a:xfrm>
                       <a:off x="0" y="0"/>
-                      <a:ext cx="5715000" cy="3352800"/>
+                      <a:ext cx="5715000" cy="2609850"/>
                     </a:xfrm>
                     <a:prstGeom prst="rect">
                       <a:avLst/>

--- a/reports/WeeklyReport_Week8_2026-05-01.docx
+++ b/reports/WeeklyReport_Week8_2026-05-01.docx
@@ -5074,277 +5074,277 @@
           <w:sz w:val="22"/>
           <w:szCs w:val="22"/>
         </w:rPr>
-        <w:t xml:space="preserve">1. Maria-Solano, M. A. et al. Enzyme conformational dynamics in the catalytic cycle of tryptophan synthase. JACS 141, 13049-13056 (2019). DOI: 10.1021/jacs.9b03646. Reference protocol I am replicating.</w:t>
-      </w:r>
-    </w:p>
-    <w:p>
-      <w:pPr>
-        <w:spacing w:after="120"/>
-      </w:pPr>
-      <w:r>
-        <w:rPr>
-          <w:rFonts w:ascii="Arial" w:cs="Arial" w:eastAsia="Arial" w:hAnsi="Arial"/>
-          <w:b w:val="false"/>
-          <w:bCs w:val="false"/>
-          <w:i w:val="false"/>
-          <w:iCs w:val="false"/>
-          <w:color w:val="000000"/>
-          <w:sz w:val="22"/>
-          <w:szCs w:val="22"/>
-        </w:rPr>
-        <w:t xml:space="preserve">2. Branduardi, D., Gervasio, F. L. and Parrinello, M. From A to B in free energy space. J. Chem. Phys. 126, 054103 (2007). DOI: 10.1063/1.2432340. Defines the path-CV LAMBDA = 2.3 / mean adjacent MSD.</w:t>
-      </w:r>
-    </w:p>
-    <w:p>
-      <w:pPr>
-        <w:spacing w:after="120"/>
-      </w:pPr>
-      <w:r>
-        <w:rPr>
-          <w:rFonts w:ascii="Arial" w:cs="Arial" w:eastAsia="Arial" w:hAnsi="Arial"/>
-          <w:b w:val="false"/>
-          <w:bCs w:val="false"/>
-          <w:i w:val="false"/>
-          <w:iCs w:val="false"/>
-          <w:color w:val="000000"/>
-          <w:sz w:val="22"/>
-          <w:szCs w:val="22"/>
-        </w:rPr>
-        <w:t xml:space="preserve">3. Tribello, G. A. et al. PLUMED 2: New feathers for an old bird. Comput. Phys. Commun. 185, 604-613 (2014). DOI: 10.1016/j.cpc.2013.09.018. The PLUMED engine I use for the bias.</w:t>
-      </w:r>
-    </w:p>
-    <w:p>
-      <w:pPr>
-        <w:spacing w:after="120"/>
-      </w:pPr>
-      <w:r>
-        <w:rPr>
-          <w:rFonts w:ascii="Arial" w:cs="Arial" w:eastAsia="Arial" w:hAnsi="Arial"/>
-          <w:b w:val="false"/>
-          <w:bCs w:val="false"/>
-          <w:i w:val="false"/>
-          <w:iCs w:val="false"/>
-          <w:color w:val="000000"/>
-          <w:sz w:val="22"/>
-          <w:szCs w:val="22"/>
-        </w:rPr>
-        <w:t xml:space="preserve">4. Henzler-Wildman, K. and Kern, D. Dynamic personalities of proteins. Nature 450, 964-972 (2007). DOI: 10.1038/nature06522. Establishes that enzyme function is governed by inter-state transition rates, not single-state occupancy.</w:t>
-      </w:r>
-    </w:p>
-    <w:p>
-      <w:pPr>
-        <w:spacing w:after="120"/>
-      </w:pPr>
-      <w:r>
-        <w:rPr>
-          <w:rFonts w:ascii="Arial" w:cs="Arial" w:eastAsia="Arial" w:hAnsi="Arial"/>
-          <w:b w:val="false"/>
-          <w:bCs w:val="false"/>
-          <w:i w:val="false"/>
-          <w:iCs w:val="false"/>
-          <w:color w:val="000000"/>
-          <w:sz w:val="22"/>
-          <w:szCs w:val="22"/>
-        </w:rPr>
-        <w:t xml:space="preserve">5. Boehr, D. D. et al. The dynamic energy landscape of dihydrofolate reductase catalysis. Science 313, 1638-1642 (2006). DOI: 10.1126/science.1130258. Direct evidence linking conformational transition rates to catalytic activity.</w:t>
-      </w:r>
-    </w:p>
-    <w:p>
-      <w:pPr>
-        <w:spacing w:after="120"/>
-      </w:pPr>
-      <w:r>
-        <w:rPr>
-          <w:rFonts w:ascii="Arial" w:cs="Arial" w:eastAsia="Arial" w:hAnsi="Arial"/>
-          <w:b w:val="false"/>
-          <w:bCs w:val="false"/>
-          <w:i w:val="false"/>
-          <w:iCs w:val="false"/>
-          <w:color w:val="000000"/>
-          <w:sz w:val="22"/>
-          <w:szCs w:val="22"/>
-        </w:rPr>
-        <w:t xml:space="preserve">6. Yang, J., Chu, W., Khalil, D., Astudillo, R., Wittmann, B. J., Arnold, F. H. and Yue, Y. Steering Generative Models with Experimental Data for Protein Fitness Optimization. NeurIPS 2025. arXiv:2505.15093. Plug-and-play classifier guidance / posterior sampling on discrete-diffusion protein language models, benchmarked on TrpB and CreiLOV at small N (~hundreds of labels). Supports the small-N feasibility for my Stage 1.</w:t>
-      </w:r>
-    </w:p>
-    <w:p>
-      <w:pPr>
-        <w:spacing w:after="120"/>
-      </w:pPr>
-      <w:r>
-        <w:rPr>
-          <w:rFonts w:ascii="Arial" w:cs="Arial" w:eastAsia="Arial" w:hAnsi="Arial"/>
-          <w:b w:val="false"/>
-          <w:bCs w:val="false"/>
-          <w:i w:val="false"/>
-          <w:iCs w:val="false"/>
-          <w:color w:val="000000"/>
-          <w:sz w:val="22"/>
-          <w:szCs w:val="22"/>
-        </w:rPr>
-        <w:t xml:space="preserve">7. Stocco, F., Artigues-Lleixa, M., Hunklinger, A., Widatalla, T., Guell, M. and Ferruz, N. Guiding Generative Protein Language Models with Reinforcement Learning. arXiv:2412.12979 (2024). Implements wDPO and GRPO RL fine-tuning of protein LMs (ZymCTRL family); produced low-nM EGFR binders. Reference recipe for my Stage 3 RL upper bound.</w:t>
-      </w:r>
-    </w:p>
-    <w:p>
-      <w:pPr>
-        <w:spacing w:after="120"/>
-      </w:pPr>
-      <w:r>
-        <w:rPr>
-          <w:rFonts w:ascii="Arial" w:cs="Arial" w:eastAsia="Arial" w:hAnsi="Arial"/>
-          <w:b w:val="false"/>
-          <w:bCs w:val="false"/>
-          <w:i w:val="false"/>
-          <w:iCs w:val="false"/>
-          <w:color w:val="000000"/>
-          <w:sz w:val="22"/>
-          <w:szCs w:val="22"/>
-        </w:rPr>
-        <w:t xml:space="preserve">8. Lambert, S. M. et al. Generative protein language modeling for tryptophan synthase variants. arXiv (2026). Supplies the 25M GenSLM checkpoint that Phase 2 targets.</w:t>
-      </w:r>
-    </w:p>
-    <w:p>
-      <w:pPr>
-        <w:spacing w:after="120"/>
-      </w:pPr>
-      <w:r>
-        <w:rPr>
-          <w:rFonts w:ascii="Arial" w:cs="Arial" w:eastAsia="Arial" w:hAnsi="Arial"/>
-          <w:b w:val="false"/>
-          <w:bCs w:val="false"/>
-          <w:i w:val="false"/>
-          <w:iCs w:val="false"/>
-          <w:color w:val="000000"/>
-          <w:sz w:val="22"/>
-          <w:szCs w:val="22"/>
-        </w:rPr>
-        <w:t xml:space="preserve">9. ByteDance Seed and collaborators. Scalable Spatio-Temporal SE(3) Diffusion for Long-Horizon Protein Dynamics. arXiv:2602.02128 (Feb 2026). Causal SE(3)-equivariant diffusion transformer that rolls out microsecond-scale all-atom protein trajectories from a sequence. Discussed in Section 2.4 as orthogonal: their direction is sequence to MD trajectory; mine is MD trajectory to sequence-scoring reward.</w:t>
-      </w:r>
-    </w:p>
-    <w:p>
-      <w:pPr>
-        <w:spacing w:after="120"/>
-      </w:pPr>
-      <w:r>
-        <w:rPr>
-          <w:rFonts w:ascii="Arial" w:cs="Arial" w:eastAsia="Arial" w:hAnsi="Arial"/>
-          <w:b w:val="false"/>
-          <w:bCs w:val="false"/>
-          <w:i w:val="false"/>
-          <w:iCs w:val="false"/>
-          <w:color w:val="000000"/>
-          <w:sz w:val="22"/>
-          <w:szCs w:val="22"/>
-        </w:rPr>
-        <w:t xml:space="preserve">10. Turner, A. M., Thiergart, G., Leech, G., Udell, D., Vazquez, J. J., Mini, U. and MacDiarmid, M. Steering Language Models With Activation Engineering. arXiv:2308.10248 (Aug 2023; v4 retitled Activation Addition: Steering Language Models Without Optimization). Adds a contrastively-derived steering vector to the residual stream at inference; weights stay frozen. Reference recipe for my Stage 2.</w:t>
-      </w:r>
-    </w:p>
-    <w:p>
-      <w:pPr>
-        <w:spacing w:after="120"/>
-      </w:pPr>
-      <w:r>
-        <w:rPr>
-          <w:rFonts w:ascii="Arial" w:cs="Arial" w:eastAsia="Arial" w:hAnsi="Arial"/>
-          <w:b w:val="false"/>
-          <w:bCs w:val="false"/>
-          <w:i w:val="false"/>
-          <w:iCs w:val="false"/>
-          <w:color w:val="000000"/>
-          <w:sz w:val="22"/>
-          <w:szCs w:val="22"/>
-        </w:rPr>
-        <w:t xml:space="preserve">11. Zou, A., Phan, L., Chen, S. et al. Representation Engineering: A Top-Down Approach to AI Transparency. arXiv:2310.01405 (Oct 2023). Identifies and manipulates population-level internal representations to steer high-level concepts in language models. Companion reference for my Stage 2.</w:t>
-      </w:r>
-    </w:p>
-    <w:p>
-      <w:pPr>
-        <w:spacing w:after="120"/>
-      </w:pPr>
-      <w:r>
-        <w:rPr>
-          <w:rFonts w:ascii="Arial" w:cs="Arial" w:eastAsia="Arial" w:hAnsi="Arial"/>
-          <w:b w:val="false"/>
-          <w:bCs w:val="false"/>
-          <w:i w:val="false"/>
-          <w:iCs w:val="false"/>
-          <w:color w:val="000000"/>
-          <w:sz w:val="22"/>
-          <w:szCs w:val="22"/>
-        </w:rPr>
-        <w:t xml:space="preserve">12. Liu, S.-Y., Wang, C.-Y., Yin, H., Molchanov, P., Wang, Y.-C. F., Cheng, K.-T. and Chen, M.-H. DoRA: Weight-Decomposed Low-Rank Adaptation. ICML 2024 Oral. arXiv:2402.09353. Decomposes pretrained weights into magnitude and direction; LoRA only on direction. Preferred adapter for my Stage 3 weight-level adjustment.</w:t>
-      </w:r>
-    </w:p>
-    <w:p>
-      <w:pPr>
-        <w:spacing w:after="120"/>
-      </w:pPr>
-      <w:r>
-        <w:rPr>
-          <w:rFonts w:ascii="Arial" w:cs="Arial" w:eastAsia="Arial" w:hAnsi="Arial"/>
-          <w:b w:val="false"/>
-          <w:bCs w:val="false"/>
-          <w:i w:val="false"/>
-          <w:iCs w:val="false"/>
-          <w:color w:val="000000"/>
-          <w:sz w:val="22"/>
-          <w:szCs w:val="22"/>
-        </w:rPr>
-        <w:t xml:space="preserve">13. Hu, E. J., Shen, Y., Wallis, P., Allen-Zhu, Z., Li, Y., Wang, S., Wang, L. and Chen, W. LoRA: Low-Rank Adaptation of Large Language Models. arXiv:2106.09685 (June 2021); ICLR 2022. The original low-rank adapter recipe that PiSSA, DoRA, and LoRA+ refine.</w:t>
-      </w:r>
-    </w:p>
-    <w:p>
-      <w:pPr>
-        <w:spacing w:after="120"/>
-      </w:pPr>
-      <w:r>
-        <w:rPr>
-          <w:rFonts w:ascii="Arial" w:cs="Arial" w:eastAsia="Arial" w:hAnsi="Arial"/>
-          <w:b w:val="false"/>
-          <w:bCs w:val="false"/>
-          <w:i w:val="false"/>
-          <w:iCs w:val="false"/>
-          <w:color w:val="000000"/>
-          <w:sz w:val="22"/>
-          <w:szCs w:val="22"/>
-        </w:rPr>
-        <w:t xml:space="preserve">14. Meng, F., Wang, Z. and Zhang, M. PiSSA: Principal Singular Values and Singular Vectors Adaptation of Large Language Models. arXiv:2404.02948 (2024). Initializes the LoRA matrices from the SVD of the pretrained weights so the adapter trains principal directions instead of random/zero updates. Preferred Stage 3 adapter for my plan.</w:t>
-      </w:r>
-    </w:p>
-    <w:p>
-      <w:pPr>
-        <w:spacing w:after="120"/>
-      </w:pPr>
-      <w:r>
-        <w:rPr>
-          <w:rFonts w:ascii="Arial" w:cs="Arial" w:eastAsia="Arial" w:hAnsi="Arial"/>
-          <w:b w:val="false"/>
-          <w:bCs w:val="false"/>
-          <w:i w:val="false"/>
-          <w:iCs w:val="false"/>
-          <w:color w:val="000000"/>
-          <w:sz w:val="22"/>
-          <w:szCs w:val="22"/>
-        </w:rPr>
-        <w:t xml:space="preserve">15. Hayou, S., Ghosh, N. and Yu, B. LoRA+: Efficient Low Rank Adaptation of Large Models. arXiv:2402.12354 (2024). Provides a corrected learning-rate / scaling rule for the original LoRA decomposition; used as the safe baseline alongside the original LoRA.</w:t>
-      </w:r>
-    </w:p>
-    <w:p>
-      <w:pPr>
-        <w:spacing w:after="120"/>
-      </w:pPr>
-      <w:r>
-        <w:rPr>
-          <w:rFonts w:ascii="Arial" w:cs="Arial" w:eastAsia="Arial" w:hAnsi="Arial"/>
-          <w:b w:val="false"/>
-          <w:bCs w:val="false"/>
-          <w:i w:val="false"/>
-          <w:iCs w:val="false"/>
-          <w:color w:val="000000"/>
-          <w:sz w:val="22"/>
-          <w:szCs w:val="22"/>
-        </w:rPr>
-        <w:t xml:space="preserve">16. Wu, Z., Arora, A., Wang, Z. et al. ReFT: Representation Finetuning for Language Models. arXiv:2404.03592 (2024). Discussed in Section 2.4 as a representation-level alternative that composes naturally with my Stage 2 activation steering.</w:t>
+        <w:t xml:space="preserve">1. Maria-Solano et al. "Enzyme conformational dynamics in the catalytic cycle of tryptophan synthase." The Osuna paper I am replicating.</w:t>
+      </w:r>
+    </w:p>
+    <w:p>
+      <w:pPr>
+        <w:spacing w:after="120"/>
+      </w:pPr>
+      <w:r>
+        <w:rPr>
+          <w:rFonts w:ascii="Arial" w:cs="Arial" w:eastAsia="Arial" w:hAnsi="Arial"/>
+          <w:b w:val="false"/>
+          <w:bCs w:val="false"/>
+          <w:i w:val="false"/>
+          <w:iCs w:val="false"/>
+          <w:color w:val="000000"/>
+          <w:sz w:val="22"/>
+          <w:szCs w:val="22"/>
+        </w:rPr>
+        <w:t xml:space="preserve">2. Branduardi, Gervasio and Parrinello. "From A to B in free energy space." Defines the path-CV λ formula used on the realigned path.</w:t>
+      </w:r>
+    </w:p>
+    <w:p>
+      <w:pPr>
+        <w:spacing w:after="120"/>
+      </w:pPr>
+      <w:r>
+        <w:rPr>
+          <w:rFonts w:ascii="Arial" w:cs="Arial" w:eastAsia="Arial" w:hAnsi="Arial"/>
+          <w:b w:val="false"/>
+          <w:bCs w:val="false"/>
+          <w:i w:val="false"/>
+          <w:iCs w:val="false"/>
+          <w:color w:val="000000"/>
+          <w:sz w:val="22"/>
+          <w:szCs w:val="22"/>
+        </w:rPr>
+        <w:t xml:space="preserve">3. Tribello et al. "PLUMED 2: New feathers for an old bird." The PLUMED engine I run the bias on.</w:t>
+      </w:r>
+    </w:p>
+    <w:p>
+      <w:pPr>
+        <w:spacing w:after="120"/>
+      </w:pPr>
+      <w:r>
+        <w:rPr>
+          <w:rFonts w:ascii="Arial" w:cs="Arial" w:eastAsia="Arial" w:hAnsi="Arial"/>
+          <w:b w:val="false"/>
+          <w:bCs w:val="false"/>
+          <w:i w:val="false"/>
+          <w:iCs w:val="false"/>
+          <w:color w:val="000000"/>
+          <w:sz w:val="22"/>
+          <w:szCs w:val="22"/>
+        </w:rPr>
+        <w:t xml:space="preserve">4. Henzler-Wildman and Kern. "Dynamic personalities of proteins." Background for why inter-state transition rates govern enzyme function.</w:t>
+      </w:r>
+    </w:p>
+    <w:p>
+      <w:pPr>
+        <w:spacing w:after="120"/>
+      </w:pPr>
+      <w:r>
+        <w:rPr>
+          <w:rFonts w:ascii="Arial" w:cs="Arial" w:eastAsia="Arial" w:hAnsi="Arial"/>
+          <w:b w:val="false"/>
+          <w:bCs w:val="false"/>
+          <w:i w:val="false"/>
+          <w:iCs w:val="false"/>
+          <w:color w:val="000000"/>
+          <w:sz w:val="22"/>
+          <w:szCs w:val="22"/>
+        </w:rPr>
+        <w:t xml:space="preserve">5. Boehr et al. "The dynamic energy landscape of dihydrofolate reductase catalysis." Direct experimental link between conformational transition rates and catalytic activity.</w:t>
+      </w:r>
+    </w:p>
+    <w:p>
+      <w:pPr>
+        <w:spacing w:after="120"/>
+      </w:pPr>
+      <w:r>
+        <w:rPr>
+          <w:rFonts w:ascii="Arial" w:cs="Arial" w:eastAsia="Arial" w:hAnsi="Arial"/>
+          <w:b w:val="false"/>
+          <w:bCs w:val="false"/>
+          <w:i w:val="false"/>
+          <w:iCs w:val="false"/>
+          <w:color w:val="000000"/>
+          <w:sz w:val="22"/>
+          <w:szCs w:val="22"/>
+        </w:rPr>
+        <w:t xml:space="preserve">6. Yang et al. "Steering Generative Models with Experimental Data for Protein Fitness Optimization." Closest small-N protein-LM TrpB benchmark; basis for Stage 1 small-N feasibility.</w:t>
+      </w:r>
+    </w:p>
+    <w:p>
+      <w:pPr>
+        <w:spacing w:after="120"/>
+      </w:pPr>
+      <w:r>
+        <w:rPr>
+          <w:rFonts w:ascii="Arial" w:cs="Arial" w:eastAsia="Arial" w:hAnsi="Arial"/>
+          <w:b w:val="false"/>
+          <w:bCs w:val="false"/>
+          <w:i w:val="false"/>
+          <w:iCs w:val="false"/>
+          <w:color w:val="000000"/>
+          <w:sz w:val="22"/>
+          <w:szCs w:val="22"/>
+        </w:rPr>
+        <w:t xml:space="preserve">7. Stocco et al. "Guiding Generative Protein Language Models with Reinforcement Learning." RL fine-tuning recipe for protein LMs; reference for my Stage 3 RL upper bound.</w:t>
+      </w:r>
+    </w:p>
+    <w:p>
+      <w:pPr>
+        <w:spacing w:after="120"/>
+      </w:pPr>
+      <w:r>
+        <w:rPr>
+          <w:rFonts w:ascii="Arial" w:cs="Arial" w:eastAsia="Arial" w:hAnsi="Arial"/>
+          <w:b w:val="false"/>
+          <w:bCs w:val="false"/>
+          <w:i w:val="false"/>
+          <w:iCs w:val="false"/>
+          <w:color w:val="000000"/>
+          <w:sz w:val="22"/>
+          <w:szCs w:val="22"/>
+        </w:rPr>
+        <w:t xml:space="preserve">8. Lambert et al. "Generative protein language modeling for tryptophan synthase variants." Supplies the GenSLM-25M checkpoint that Phase 2 targets.</w:t>
+      </w:r>
+    </w:p>
+    <w:p>
+      <w:pPr>
+        <w:spacing w:after="120"/>
+      </w:pPr>
+      <w:r>
+        <w:rPr>
+          <w:rFonts w:ascii="Arial" w:cs="Arial" w:eastAsia="Arial" w:hAnsi="Arial"/>
+          <w:b w:val="false"/>
+          <w:bCs w:val="false"/>
+          <w:i w:val="false"/>
+          <w:iCs w:val="false"/>
+          <w:color w:val="000000"/>
+          <w:sz w:val="22"/>
+          <w:szCs w:val="22"/>
+        </w:rPr>
+        <w:t xml:space="preserve">9. ByteDance Seed et al. "Scalable Spatio-Temporal SE(3) Diffusion for Long-Horizon Protein Dynamics." Generative MD direction; discussed as orthogonal in Section 2.4.</w:t>
+      </w:r>
+    </w:p>
+    <w:p>
+      <w:pPr>
+        <w:spacing w:after="120"/>
+      </w:pPr>
+      <w:r>
+        <w:rPr>
+          <w:rFonts w:ascii="Arial" w:cs="Arial" w:eastAsia="Arial" w:hAnsi="Arial"/>
+          <w:b w:val="false"/>
+          <w:bCs w:val="false"/>
+          <w:i w:val="false"/>
+          <w:iCs w:val="false"/>
+          <w:color w:val="000000"/>
+          <w:sz w:val="22"/>
+          <w:szCs w:val="22"/>
+        </w:rPr>
+        <w:t xml:space="preserve">10. Turner et al. "Steering Language Models With Activation Engineering" (later retitled "Activation Addition: Steering Language Models Without Optimization"). Reference for my Stage 2.</w:t>
+      </w:r>
+    </w:p>
+    <w:p>
+      <w:pPr>
+        <w:spacing w:after="120"/>
+      </w:pPr>
+      <w:r>
+        <w:rPr>
+          <w:rFonts w:ascii="Arial" w:cs="Arial" w:eastAsia="Arial" w:hAnsi="Arial"/>
+          <w:b w:val="false"/>
+          <w:bCs w:val="false"/>
+          <w:i w:val="false"/>
+          <w:iCs w:val="false"/>
+          <w:color w:val="000000"/>
+          <w:sz w:val="22"/>
+          <w:szCs w:val="22"/>
+        </w:rPr>
+        <w:t xml:space="preserve">11. Zou et al. "Representation Engineering: A Top-Down Approach to AI Transparency." Companion reference for Stage 2.</w:t>
+      </w:r>
+    </w:p>
+    <w:p>
+      <w:pPr>
+        <w:spacing w:after="120"/>
+      </w:pPr>
+      <w:r>
+        <w:rPr>
+          <w:rFonts w:ascii="Arial" w:cs="Arial" w:eastAsia="Arial" w:hAnsi="Arial"/>
+          <w:b w:val="false"/>
+          <w:bCs w:val="false"/>
+          <w:i w:val="false"/>
+          <w:iCs w:val="false"/>
+          <w:color w:val="000000"/>
+          <w:sz w:val="22"/>
+          <w:szCs w:val="22"/>
+        </w:rPr>
+        <w:t xml:space="preserve">12. Liu et al. "DoRA: Weight-Decomposed Low-Rank Adaptation." Second-choice Stage 3 adapter.</w:t>
+      </w:r>
+    </w:p>
+    <w:p>
+      <w:pPr>
+        <w:spacing w:after="120"/>
+      </w:pPr>
+      <w:r>
+        <w:rPr>
+          <w:rFonts w:ascii="Arial" w:cs="Arial" w:eastAsia="Arial" w:hAnsi="Arial"/>
+          <w:b w:val="false"/>
+          <w:bCs w:val="false"/>
+          <w:i w:val="false"/>
+          <w:iCs w:val="false"/>
+          <w:color w:val="000000"/>
+          <w:sz w:val="22"/>
+          <w:szCs w:val="22"/>
+        </w:rPr>
+        <w:t xml:space="preserve">13. Hu et al. "LoRA: Low-Rank Adaptation of Large Language Models." The original LoRA decomposition.</w:t>
+      </w:r>
+    </w:p>
+    <w:p>
+      <w:pPr>
+        <w:spacing w:after="120"/>
+      </w:pPr>
+      <w:r>
+        <w:rPr>
+          <w:rFonts w:ascii="Arial" w:cs="Arial" w:eastAsia="Arial" w:hAnsi="Arial"/>
+          <w:b w:val="false"/>
+          <w:bCs w:val="false"/>
+          <w:i w:val="false"/>
+          <w:iCs w:val="false"/>
+          <w:color w:val="000000"/>
+          <w:sz w:val="22"/>
+          <w:szCs w:val="22"/>
+        </w:rPr>
+        <w:t xml:space="preserve">14. Meng, Wang and Zhang. "PiSSA: Principal Singular Values and Singular Vectors Adaptation of Large Language Models." Preferred Stage 3 adapter.</w:t>
+      </w:r>
+    </w:p>
+    <w:p>
+      <w:pPr>
+        <w:spacing w:after="120"/>
+      </w:pPr>
+      <w:r>
+        <w:rPr>
+          <w:rFonts w:ascii="Arial" w:cs="Arial" w:eastAsia="Arial" w:hAnsi="Arial"/>
+          <w:b w:val="false"/>
+          <w:bCs w:val="false"/>
+          <w:i w:val="false"/>
+          <w:iCs w:val="false"/>
+          <w:color w:val="000000"/>
+          <w:sz w:val="22"/>
+          <w:szCs w:val="22"/>
+        </w:rPr>
+        <w:t xml:space="preserve">15. Hayou, Ghosh and Yu. "LoRA+: Efficient Low Rank Adaptation of Large Models." Safe Stage 3 baseline.</w:t>
+      </w:r>
+    </w:p>
+    <w:p>
+      <w:pPr>
+        <w:spacing w:after="120"/>
+      </w:pPr>
+      <w:r>
+        <w:rPr>
+          <w:rFonts w:ascii="Arial" w:cs="Arial" w:eastAsia="Arial" w:hAnsi="Arial"/>
+          <w:b w:val="false"/>
+          <w:bCs w:val="false"/>
+          <w:i w:val="false"/>
+          <w:iCs w:val="false"/>
+          <w:color w:val="000000"/>
+          <w:sz w:val="22"/>
+          <w:szCs w:val="22"/>
+        </w:rPr>
+        <w:t xml:space="preserve">16. Wu et al. "ReFT: Representation Finetuning for Language Models." Representation-level alternative considered for Stage 2.</w:t>
       </w:r>
     </w:p>
     <w:sectPr>
